--- a/插件详细手册/15.对话框/关于选择项窗口.docx
+++ b/插件详细手册/15.对话框/关于选择项窗口.docx
@@ -938,7 +938,7 @@
           <v:shape id="_x0000_i1025" type="#_x0000_t75" style="width:397.8pt;height:156pt" o:ole="">
             <v:imagedata r:id="rId9" o:title=""/>
           </v:shape>
-          <o:OLEObject Type="Embed" ProgID="Visio.Drawing.15" ShapeID="_x0000_i1025" DrawAspect="Content" ObjectID="_1824097094" r:id="rId10"/>
+          <o:OLEObject Type="Embed" ProgID="Visio.Drawing.15" ShapeID="_x0000_i1025" DrawAspect="Content" ObjectID="_1830154643" r:id="rId10"/>
         </w:object>
       </w:r>
     </w:p>
@@ -7412,10 +7412,10 @@
           <w:rFonts w:hint="eastAsia"/>
         </w:rPr>
         <w:object w:dxaOrig="3826" w:dyaOrig="1801" w14:anchorId="039E1C83">
-          <v:shape id="_x0000_i1026" type="#_x0000_t75" style="width:191.4pt;height:90pt" o:ole="">
+          <v:shape id="_x0000_i1026" type="#_x0000_t75" style="width:192pt;height:90pt" o:ole="">
             <v:imagedata r:id="rId41" o:title=""/>
           </v:shape>
-          <o:OLEObject Type="Embed" ProgID="Visio.Drawing.15" ShapeID="_x0000_i1026" DrawAspect="Content" ObjectID="_1824097095" r:id="rId42"/>
+          <o:OLEObject Type="Embed" ProgID="Visio.Drawing.15" ShapeID="_x0000_i1026" DrawAspect="Content" ObjectID="_1830154644" r:id="rId42"/>
         </w:object>
       </w:r>
     </w:p>
@@ -8195,7 +8195,7 @@
         <w:snapToGrid w:val="0"/>
         <w:jc w:val="left"/>
         <w:rPr>
-          <w:rFonts w:ascii="Tahoma" w:eastAsia="微软雅黑" w:hAnsi="Tahoma" w:hint="eastAsia"/>
+          <w:rFonts w:ascii="Tahoma" w:eastAsia="微软雅黑" w:hAnsi="Tahoma"/>
           <w:kern w:val="0"/>
           <w:sz w:val="22"/>
         </w:rPr>
@@ -8279,7 +8279,7 @@
         <w:snapToGrid w:val="0"/>
         <w:jc w:val="left"/>
         <w:rPr>
-          <w:rFonts w:ascii="Tahoma" w:eastAsia="微软雅黑" w:hAnsi="Tahoma" w:hint="eastAsia"/>
+          <w:rFonts w:ascii="Tahoma" w:eastAsia="微软雅黑" w:hAnsi="Tahoma"/>
           <w:kern w:val="0"/>
           <w:sz w:val="22"/>
         </w:rPr>
@@ -8442,7 +8442,7 @@
         <w:snapToGrid w:val="0"/>
         <w:jc w:val="left"/>
         <w:rPr>
-          <w:rFonts w:ascii="Tahoma" w:eastAsia="微软雅黑" w:hAnsi="Tahoma" w:hint="eastAsia"/>
+          <w:rFonts w:ascii="Tahoma" w:eastAsia="微软雅黑" w:hAnsi="Tahoma"/>
           <w:kern w:val="0"/>
           <w:sz w:val="22"/>
         </w:rPr>
@@ -8470,6 +8470,7 @@
       <w:r>
         <w:rPr>
           <w:rFonts w:ascii="Tahoma" w:eastAsia="微软雅黑" w:hAnsi="Tahoma"/>
+          <w:noProof/>
           <w:kern w:val="0"/>
           <w:sz w:val="22"/>
         </w:rPr>
@@ -8540,7 +8541,15 @@
           <w:szCs w:val="22"/>
         </w:rPr>
         <w:lastRenderedPageBreak/>
-        <w:t>4</w:t>
+        <w:t>4.</w:t>
+      </w:r>
+      <w:r>
+        <w:rPr>
+          <w:rFonts w:ascii="微软雅黑" w:eastAsia="微软雅黑" w:hAnsi="微软雅黑"/>
+          <w:sz w:val="22"/>
+          <w:szCs w:val="22"/>
+        </w:rPr>
+        <w:t xml:space="preserve"> </w:t>
       </w:r>
       <w:r>
         <w:rPr>
@@ -8548,22 +8557,6 @@
           <w:sz w:val="22"/>
           <w:szCs w:val="22"/>
         </w:rPr>
-        <w:t>.</w:t>
-      </w:r>
-      <w:r>
-        <w:rPr>
-          <w:rFonts w:ascii="微软雅黑" w:eastAsia="微软雅黑" w:hAnsi="微软雅黑"/>
-          <w:sz w:val="22"/>
-          <w:szCs w:val="22"/>
-        </w:rPr>
-        <w:t xml:space="preserve"> </w:t>
-      </w:r>
-      <w:r>
-        <w:rPr>
-          <w:rFonts w:ascii="微软雅黑" w:eastAsia="微软雅黑" w:hAnsi="微软雅黑" w:hint="eastAsia"/>
-          <w:sz w:val="22"/>
-          <w:szCs w:val="22"/>
-        </w:rPr>
         <w:t>确认框设计</w:t>
       </w:r>
     </w:p>
@@ -8665,6 +8658,7 @@
       <w:r>
         <w:rPr>
           <w:rFonts w:ascii="Tahoma" w:eastAsia="微软雅黑" w:hAnsi="Tahoma"/>
+          <w:noProof/>
           <w:kern w:val="0"/>
           <w:sz w:val="22"/>
         </w:rPr>
@@ -8882,7 +8876,7 @@
         <w:widowControl/>
         <w:snapToGrid w:val="0"/>
         <w:rPr>
-          <w:rFonts w:ascii="Tahoma" w:eastAsia="微软雅黑" w:hAnsi="Tahoma" w:hint="eastAsia"/>
+          <w:rFonts w:ascii="Tahoma" w:eastAsia="微软雅黑" w:hAnsi="Tahoma"/>
           <w:kern w:val="0"/>
           <w:sz w:val="22"/>
         </w:rPr>
@@ -8984,7 +8978,7 @@
         <w:widowControl/>
         <w:snapToGrid w:val="0"/>
         <w:rPr>
-          <w:rFonts w:ascii="Tahoma" w:eastAsia="微软雅黑" w:hAnsi="Tahoma" w:hint="eastAsia"/>
+          <w:rFonts w:ascii="Tahoma" w:eastAsia="微软雅黑" w:hAnsi="Tahoma"/>
           <w:kern w:val="0"/>
           <w:sz w:val="22"/>
         </w:rPr>
@@ -9286,15 +9280,7 @@
           <w:kern w:val="0"/>
           <w:sz w:val="22"/>
         </w:rPr>
-        <w:t>同样设置</w:t>
-      </w:r>
-      <w:r>
-        <w:rPr>
-          <w:rFonts w:ascii="Tahoma" w:eastAsia="微软雅黑" w:hAnsi="Tahoma" w:hint="eastAsia"/>
-          <w:kern w:val="0"/>
-          <w:sz w:val="22"/>
-        </w:rPr>
-        <w:t>为两列，选项最小宽度计算得出：</w:t>
+        <w:t>同样设置为两列，选项最小宽度计算得出：</w:t>
       </w:r>
       <w:r>
         <w:rPr>
@@ -9318,7 +9304,7 @@
         <w:widowControl/>
         <w:snapToGrid w:val="0"/>
         <w:rPr>
-          <w:rFonts w:ascii="Tahoma" w:eastAsia="微软雅黑" w:hAnsi="Tahoma" w:hint="eastAsia"/>
+          <w:rFonts w:ascii="Tahoma" w:eastAsia="微软雅黑" w:hAnsi="Tahoma"/>
           <w:kern w:val="0"/>
           <w:sz w:val="22"/>
         </w:rPr>
@@ -9402,7 +9388,7 @@
         <w:widowControl/>
         <w:snapToGrid w:val="0"/>
         <w:rPr>
-          <w:rFonts w:ascii="Tahoma" w:eastAsia="微软雅黑" w:hAnsi="Tahoma" w:hint="eastAsia"/>
+          <w:rFonts w:ascii="Tahoma" w:eastAsia="微软雅黑" w:hAnsi="Tahoma"/>
           <w:kern w:val="0"/>
           <w:sz w:val="22"/>
         </w:rPr>
@@ -9457,26 +9443,18 @@
         <w:widowControl/>
         <w:snapToGrid w:val="0"/>
         <w:rPr>
-          <w:rFonts w:ascii="Tahoma" w:eastAsia="微软雅黑" w:hAnsi="Tahoma" w:hint="eastAsia"/>
-          <w:kern w:val="0"/>
-          <w:sz w:val="22"/>
-        </w:rPr>
-      </w:pPr>
-      <w:r>
-        <w:rPr>
-          <w:rFonts w:ascii="Tahoma" w:eastAsia="微软雅黑" w:hAnsi="Tahoma" w:hint="eastAsia"/>
-          <w:kern w:val="0"/>
-          <w:sz w:val="22"/>
-        </w:rPr>
-        <w:t>最后</w:t>
-      </w:r>
-      <w:r>
-        <w:rPr>
-          <w:rFonts w:ascii="Tahoma" w:eastAsia="微软雅黑" w:hAnsi="Tahoma" w:hint="eastAsia"/>
-          <w:kern w:val="0"/>
-          <w:sz w:val="22"/>
-        </w:rPr>
-        <w:t>在游戏中测试，如下图。</w:t>
+          <w:rFonts w:ascii="Tahoma" w:eastAsia="微软雅黑" w:hAnsi="Tahoma"/>
+          <w:kern w:val="0"/>
+          <w:sz w:val="22"/>
+        </w:rPr>
+      </w:pPr>
+      <w:r>
+        <w:rPr>
+          <w:rFonts w:ascii="Tahoma" w:eastAsia="微软雅黑" w:hAnsi="Tahoma" w:hint="eastAsia"/>
+          <w:kern w:val="0"/>
+          <w:sz w:val="22"/>
+        </w:rPr>
+        <w:t>最后在游戏中测试，如下图。</w:t>
       </w:r>
     </w:p>
     <w:p>
@@ -9665,7 +9643,7 @@
               <w:widowControl/>
               <w:snapToGrid w:val="0"/>
               <w:rPr>
-                <w:rFonts w:ascii="Tahoma" w:eastAsia="微软雅黑" w:hAnsi="Tahoma" w:hint="eastAsia"/>
+                <w:rFonts w:ascii="Tahoma" w:eastAsia="微软雅黑" w:hAnsi="Tahoma"/>
                 <w:kern w:val="0"/>
                 <w:sz w:val="22"/>
               </w:rPr>
@@ -9703,7 +9681,7 @@
         <w:widowControl/>
         <w:jc w:val="left"/>
         <w:rPr>
-          <w:rFonts w:ascii="Tahoma" w:eastAsia="微软雅黑" w:hAnsi="Tahoma" w:hint="eastAsia"/>
+          <w:rFonts w:ascii="Tahoma" w:eastAsia="微软雅黑" w:hAnsi="Tahoma"/>
           <w:kern w:val="0"/>
           <w:sz w:val="22"/>
         </w:rPr>
@@ -10398,7 +10376,7 @@
           <v:shape id="_x0000_i1027" type="#_x0000_t75" style="width:324pt;height:73.2pt" o:ole="">
             <v:imagedata r:id="rId51" o:title=""/>
           </v:shape>
-          <o:OLEObject Type="Embed" ProgID="Visio.Drawing.15" ShapeID="_x0000_i1027" DrawAspect="Content" ObjectID="_1824097096" r:id="rId52"/>
+          <o:OLEObject Type="Embed" ProgID="Visio.Drawing.15" ShapeID="_x0000_i1027" DrawAspect="Content" ObjectID="_1830154645" r:id="rId52"/>
         </w:object>
       </w:r>
     </w:p>
@@ -10660,7 +10638,7 @@
         <w:snapToGrid w:val="0"/>
         <w:jc w:val="left"/>
         <w:rPr>
-          <w:rFonts w:ascii="Tahoma" w:eastAsia="微软雅黑" w:hAnsi="Tahoma" w:hint="eastAsia"/>
+          <w:rFonts w:ascii="Tahoma" w:eastAsia="微软雅黑" w:hAnsi="Tahoma"/>
           <w:kern w:val="0"/>
           <w:sz w:val="22"/>
         </w:rPr>
@@ -10731,14 +10709,15 @@
         <w:widowControl/>
         <w:jc w:val="center"/>
         <w:rPr>
-          <w:rFonts w:ascii="Tahoma" w:eastAsia="微软雅黑" w:hAnsi="Tahoma" w:hint="eastAsia"/>
-          <w:kern w:val="0"/>
-          <w:sz w:val="22"/>
-        </w:rPr>
-      </w:pPr>
-      <w:r>
-        <w:rPr>
-          <w:rFonts w:ascii="Tahoma" w:eastAsia="微软雅黑" w:hAnsi="Tahoma"/>
+          <w:rFonts w:ascii="Tahoma" w:eastAsia="微软雅黑" w:hAnsi="Tahoma"/>
+          <w:kern w:val="0"/>
+          <w:sz w:val="22"/>
+        </w:rPr>
+      </w:pPr>
+      <w:r>
+        <w:rPr>
+          <w:rFonts w:ascii="Tahoma" w:eastAsia="微软雅黑" w:hAnsi="Tahoma"/>
+          <w:noProof/>
           <w:kern w:val="0"/>
           <w:sz w:val="22"/>
         </w:rPr>
@@ -10838,14 +10817,15 @@
         <w:snapToGrid w:val="0"/>
         <w:jc w:val="center"/>
         <w:rPr>
-          <w:rFonts w:ascii="Tahoma" w:eastAsia="微软雅黑" w:hAnsi="Tahoma" w:hint="eastAsia"/>
-          <w:kern w:val="0"/>
-          <w:sz w:val="22"/>
-        </w:rPr>
-      </w:pPr>
-      <w:r>
-        <w:rPr>
-          <w:rFonts w:ascii="Tahoma" w:eastAsia="微软雅黑" w:hAnsi="Tahoma"/>
+          <w:rFonts w:ascii="Tahoma" w:eastAsia="微软雅黑" w:hAnsi="Tahoma"/>
+          <w:kern w:val="0"/>
+          <w:sz w:val="22"/>
+        </w:rPr>
+      </w:pPr>
+      <w:r>
+        <w:rPr>
+          <w:rFonts w:ascii="Tahoma" w:eastAsia="微软雅黑" w:hAnsi="Tahoma"/>
+          <w:noProof/>
           <w:kern w:val="0"/>
           <w:sz w:val="22"/>
         </w:rPr>
@@ -11198,7 +11178,7 @@
         <w:snapToGrid w:val="0"/>
         <w:jc w:val="left"/>
         <w:rPr>
-          <w:rFonts w:ascii="Tahoma" w:eastAsia="微软雅黑" w:hAnsi="Tahoma" w:hint="eastAsia"/>
+          <w:rFonts w:ascii="Tahoma" w:eastAsia="微软雅黑" w:hAnsi="Tahoma"/>
           <w:kern w:val="0"/>
           <w:sz w:val="22"/>
         </w:rPr>
@@ -11225,6 +11205,7 @@
       <w:r>
         <w:rPr>
           <w:rFonts w:ascii="Tahoma" w:eastAsia="微软雅黑" w:hAnsi="Tahoma"/>
+          <w:noProof/>
           <w:kern w:val="0"/>
           <w:sz w:val="22"/>
         </w:rPr>
@@ -11370,7 +11351,7 @@
               <w:snapToGrid w:val="0"/>
               <w:jc w:val="left"/>
               <w:rPr>
-                <w:rFonts w:ascii="Tahoma" w:eastAsia="微软雅黑" w:hAnsi="Tahoma" w:hint="eastAsia"/>
+                <w:rFonts w:ascii="Tahoma" w:eastAsia="微软雅黑" w:hAnsi="Tahoma"/>
                 <w:kern w:val="0"/>
                 <w:sz w:val="22"/>
               </w:rPr>
@@ -11393,7 +11374,7 @@
         <w:snapToGrid w:val="0"/>
         <w:jc w:val="left"/>
         <w:rPr>
-          <w:rFonts w:ascii="Tahoma" w:eastAsia="微软雅黑" w:hAnsi="Tahoma" w:hint="eastAsia"/>
+          <w:rFonts w:ascii="Tahoma" w:eastAsia="微软雅黑" w:hAnsi="Tahoma"/>
           <w:kern w:val="0"/>
           <w:sz w:val="22"/>
         </w:rPr>
@@ -11414,7 +11395,7 @@
         <w:snapToGrid w:val="0"/>
         <w:jc w:val="left"/>
         <w:rPr>
-          <w:rFonts w:ascii="Tahoma" w:eastAsia="微软雅黑" w:hAnsi="Tahoma" w:hint="eastAsia"/>
+          <w:rFonts w:ascii="Tahoma" w:eastAsia="微软雅黑" w:hAnsi="Tahoma"/>
           <w:kern w:val="0"/>
           <w:sz w:val="22"/>
         </w:rPr>
@@ -11470,7 +11451,7 @@
         <w:snapToGrid w:val="0"/>
         <w:jc w:val="left"/>
         <w:rPr>
-          <w:rFonts w:ascii="Tahoma" w:eastAsia="微软雅黑" w:hAnsi="Tahoma" w:hint="eastAsia"/>
+          <w:rFonts w:ascii="Tahoma" w:eastAsia="微软雅黑" w:hAnsi="Tahoma"/>
           <w:kern w:val="0"/>
           <w:sz w:val="22"/>
         </w:rPr>
@@ -11562,7 +11543,7 @@
         <w:snapToGrid w:val="0"/>
         <w:jc w:val="left"/>
         <w:rPr>
-          <w:rFonts w:ascii="Tahoma" w:eastAsia="微软雅黑" w:hAnsi="Tahoma" w:hint="eastAsia"/>
+          <w:rFonts w:ascii="Tahoma" w:eastAsia="微软雅黑" w:hAnsi="Tahoma"/>
           <w:kern w:val="0"/>
           <w:sz w:val="22"/>
         </w:rPr>
@@ -11717,7 +11698,7 @@
         <w:snapToGrid w:val="0"/>
         <w:jc w:val="left"/>
         <w:rPr>
-          <w:rFonts w:ascii="Tahoma" w:eastAsia="微软雅黑" w:hAnsi="Tahoma" w:hint="eastAsia"/>
+          <w:rFonts w:ascii="Tahoma" w:eastAsia="微软雅黑" w:hAnsi="Tahoma"/>
           <w:kern w:val="0"/>
           <w:sz w:val="22"/>
         </w:rPr>
@@ -11810,26 +11791,18 @@
         <w:snapToGrid w:val="0"/>
         <w:jc w:val="left"/>
         <w:rPr>
-          <w:rFonts w:ascii="Tahoma" w:eastAsia="微软雅黑" w:hAnsi="Tahoma" w:hint="eastAsia"/>
-          <w:kern w:val="0"/>
-          <w:sz w:val="22"/>
-        </w:rPr>
-      </w:pPr>
-      <w:r>
-        <w:rPr>
-          <w:rFonts w:ascii="Tahoma" w:eastAsia="微软雅黑" w:hAnsi="Tahoma" w:hint="eastAsia"/>
-          <w:kern w:val="0"/>
-          <w:sz w:val="22"/>
-        </w:rPr>
-        <w:t>然后</w:t>
-      </w:r>
-      <w:r>
-        <w:rPr>
-          <w:rFonts w:ascii="Tahoma" w:eastAsia="微软雅黑" w:hAnsi="Tahoma" w:hint="eastAsia"/>
-          <w:kern w:val="0"/>
-          <w:sz w:val="22"/>
-        </w:rPr>
-        <w:t>连着写</w:t>
+          <w:rFonts w:ascii="Tahoma" w:eastAsia="微软雅黑" w:hAnsi="Tahoma"/>
+          <w:kern w:val="0"/>
+          <w:sz w:val="22"/>
+        </w:rPr>
+      </w:pPr>
+      <w:r>
+        <w:rPr>
+          <w:rFonts w:ascii="Tahoma" w:eastAsia="微软雅黑" w:hAnsi="Tahoma" w:hint="eastAsia"/>
+          <w:kern w:val="0"/>
+          <w:sz w:val="22"/>
+        </w:rPr>
+        <w:t>然后连着写</w:t>
       </w:r>
       <w:proofErr w:type="gramStart"/>
       <w:r>
@@ -11954,7 +11927,7 @@
         <w:snapToGrid w:val="0"/>
         <w:jc w:val="left"/>
         <w:rPr>
-          <w:rFonts w:ascii="Tahoma" w:eastAsia="微软雅黑" w:hAnsi="Tahoma" w:hint="eastAsia"/>
+          <w:rFonts w:ascii="Tahoma" w:eastAsia="微软雅黑" w:hAnsi="Tahoma"/>
           <w:kern w:val="0"/>
           <w:sz w:val="22"/>
         </w:rPr>
@@ -12016,6 +11989,2905 @@
                     <a:xfrm>
                       <a:off x="0" y="0"/>
                       <a:ext cx="4795575" cy="2017978"/>
+                    </a:xfrm>
+                    <a:prstGeom prst="rect">
+                      <a:avLst/>
+                    </a:prstGeom>
+                    <a:noFill/>
+                    <a:ln>
+                      <a:noFill/>
+                    </a:ln>
+                  </pic:spPr>
+                </pic:pic>
+              </a:graphicData>
+            </a:graphic>
+          </wp:inline>
+        </w:drawing>
+      </w:r>
+    </w:p>
+    <w:p>
+      <w:pPr>
+        <w:widowControl/>
+        <w:jc w:val="left"/>
+        <w:rPr>
+          <w:rFonts w:ascii="Tahoma" w:eastAsia="微软雅黑" w:hAnsi="Tahoma"/>
+          <w:kern w:val="0"/>
+          <w:sz w:val="22"/>
+        </w:rPr>
+      </w:pPr>
+    </w:p>
+    <w:p>
+      <w:pPr>
+        <w:pStyle w:val="4"/>
+        <w:spacing w:before="0" w:after="120" w:line="240" w:lineRule="auto"/>
+        <w:rPr>
+          <w:rFonts w:ascii="微软雅黑" w:eastAsia="微软雅黑" w:hAnsi="微软雅黑" w:hint="eastAsia"/>
+          <w:sz w:val="22"/>
+          <w:szCs w:val="22"/>
+        </w:rPr>
+      </w:pPr>
+      <w:r>
+        <w:rPr>
+          <w:rFonts w:ascii="微软雅黑" w:eastAsia="微软雅黑" w:hAnsi="微软雅黑" w:hint="eastAsia"/>
+          <w:sz w:val="22"/>
+          <w:szCs w:val="22"/>
+        </w:rPr>
+        <w:lastRenderedPageBreak/>
+        <w:t>5.</w:t>
+      </w:r>
+      <w:r>
+        <w:rPr>
+          <w:rFonts w:ascii="微软雅黑" w:eastAsia="微软雅黑" w:hAnsi="微软雅黑"/>
+          <w:sz w:val="22"/>
+          <w:szCs w:val="22"/>
+        </w:rPr>
+        <w:t xml:space="preserve"> </w:t>
+      </w:r>
+      <w:proofErr w:type="gramStart"/>
+      <w:r>
+        <w:rPr>
+          <w:rFonts w:ascii="微软雅黑" w:eastAsia="微软雅黑" w:hAnsi="微软雅黑" w:hint="eastAsia"/>
+          <w:sz w:val="22"/>
+          <w:szCs w:val="22"/>
+        </w:rPr>
+        <w:t>可变抽卡数量</w:t>
+      </w:r>
+      <w:proofErr w:type="gramEnd"/>
+      <w:r>
+        <w:rPr>
+          <w:rFonts w:ascii="微软雅黑" w:eastAsia="微软雅黑" w:hAnsi="微软雅黑" w:hint="eastAsia"/>
+          <w:sz w:val="22"/>
+          <w:szCs w:val="22"/>
+        </w:rPr>
+        <w:t>设计</w:t>
+      </w:r>
+    </w:p>
+    <w:p>
+      <w:pPr>
+        <w:widowControl/>
+        <w:snapToGrid w:val="0"/>
+        <w:jc w:val="left"/>
+        <w:rPr>
+          <w:rFonts w:ascii="Tahoma" w:eastAsia="微软雅黑" w:hAnsi="Tahoma"/>
+          <w:kern w:val="0"/>
+          <w:sz w:val="22"/>
+        </w:rPr>
+      </w:pPr>
+      <w:r>
+        <w:rPr>
+          <w:rFonts w:ascii="Tahoma" w:eastAsia="微软雅黑" w:hAnsi="Tahoma" w:hint="eastAsia"/>
+          <w:kern w:val="0"/>
+          <w:sz w:val="22"/>
+        </w:rPr>
+        <w:t>根据</w:t>
+      </w:r>
+      <w:r>
+        <w:rPr>
+          <w:rFonts w:ascii="Tahoma" w:eastAsia="微软雅黑" w:hAnsi="Tahoma" w:hint="eastAsia"/>
+          <w:kern w:val="0"/>
+          <w:sz w:val="22"/>
+        </w:rPr>
+        <w:t>前面章节的</w:t>
+      </w:r>
+      <w:r>
+        <w:rPr>
+          <w:rFonts w:ascii="Tahoma" w:eastAsia="微软雅黑" w:hAnsi="Tahoma" w:hint="eastAsia"/>
+          <w:kern w:val="0"/>
+          <w:sz w:val="22"/>
+        </w:rPr>
+        <w:t xml:space="preserve"> </w:t>
+      </w:r>
+      <w:hyperlink w:anchor="_2）随机排列" w:history="1">
+        <w:r>
+          <w:rPr>
+            <w:rStyle w:val="a4"/>
+            <w:rFonts w:ascii="Tahoma" w:eastAsia="微软雅黑" w:hAnsi="Tahoma" w:hint="eastAsia"/>
+            <w:kern w:val="0"/>
+            <w:sz w:val="22"/>
+          </w:rPr>
+          <w:t>随机排列</w:t>
+        </w:r>
+      </w:hyperlink>
+      <w:r>
+        <w:rPr>
+          <w:rFonts w:ascii="Tahoma" w:eastAsia="微软雅黑" w:hAnsi="Tahoma" w:hint="eastAsia"/>
+          <w:kern w:val="0"/>
+          <w:sz w:val="22"/>
+        </w:rPr>
+        <w:t xml:space="preserve"> </w:t>
+      </w:r>
+      <w:r>
+        <w:rPr>
+          <w:rFonts w:ascii="Tahoma" w:eastAsia="微软雅黑" w:hAnsi="Tahoma" w:hint="eastAsia"/>
+          <w:kern w:val="0"/>
+          <w:sz w:val="22"/>
+        </w:rPr>
+        <w:t>的流程。</w:t>
+      </w:r>
+    </w:p>
+    <w:p>
+      <w:pPr>
+        <w:widowControl/>
+        <w:adjustRightInd w:val="0"/>
+        <w:snapToGrid w:val="0"/>
+        <w:ind w:firstLineChars="200" w:firstLine="440"/>
+        <w:jc w:val="left"/>
+        <w:rPr>
+          <w:rFonts w:ascii="Tahoma" w:eastAsia="微软雅黑" w:hAnsi="Tahoma"/>
+          <w:b/>
+          <w:bCs/>
+          <w:kern w:val="0"/>
+          <w:sz w:val="22"/>
+        </w:rPr>
+      </w:pPr>
+      <w:r>
+        <w:rPr>
+          <w:rFonts w:ascii="Tahoma" w:eastAsia="微软雅黑" w:hAnsi="Tahoma" w:hint="eastAsia"/>
+          <w:b/>
+          <w:bCs/>
+          <w:kern w:val="0"/>
+          <w:sz w:val="22"/>
+        </w:rPr>
+        <w:t>隐藏选项、随机排列、排列后隐藏选项</w:t>
+      </w:r>
+    </w:p>
+    <w:p>
+      <w:pPr>
+        <w:widowControl/>
+        <w:snapToGrid w:val="0"/>
+        <w:jc w:val="left"/>
+        <w:rPr>
+          <w:rFonts w:ascii="Tahoma" w:eastAsia="微软雅黑" w:hAnsi="Tahoma"/>
+          <w:kern w:val="0"/>
+          <w:sz w:val="22"/>
+        </w:rPr>
+      </w:pPr>
+      <w:r>
+        <w:rPr>
+          <w:rFonts w:ascii="Tahoma" w:eastAsia="微软雅黑" w:hAnsi="Tahoma" w:hint="eastAsia"/>
+          <w:kern w:val="0"/>
+          <w:sz w:val="22"/>
+        </w:rPr>
+        <w:t>这个流程，</w:t>
+      </w:r>
+      <w:r>
+        <w:rPr>
+          <w:rFonts w:ascii="Tahoma" w:eastAsia="微软雅黑" w:hAnsi="Tahoma" w:hint="eastAsia"/>
+          <w:kern w:val="0"/>
+          <w:sz w:val="22"/>
+        </w:rPr>
+        <w:t>对应</w:t>
+      </w:r>
+      <w:proofErr w:type="gramStart"/>
+      <w:r>
+        <w:rPr>
+          <w:rFonts w:ascii="Tahoma" w:eastAsia="微软雅黑" w:hAnsi="Tahoma" w:hint="eastAsia"/>
+          <w:kern w:val="0"/>
+          <w:sz w:val="22"/>
+        </w:rPr>
+        <w:t>到抽卡的</w:t>
+      </w:r>
+      <w:proofErr w:type="gramEnd"/>
+      <w:r>
+        <w:rPr>
+          <w:rFonts w:ascii="Tahoma" w:eastAsia="微软雅黑" w:hAnsi="Tahoma" w:hint="eastAsia"/>
+          <w:kern w:val="0"/>
+          <w:sz w:val="22"/>
+        </w:rPr>
+        <w:t>功能如下</w:t>
+      </w:r>
+      <w:r>
+        <w:rPr>
+          <w:rFonts w:ascii="Tahoma" w:eastAsia="微软雅黑" w:hAnsi="Tahoma" w:hint="eastAsia"/>
+          <w:kern w:val="0"/>
+          <w:sz w:val="22"/>
+        </w:rPr>
+        <w:t>表</w:t>
+      </w:r>
+      <w:r>
+        <w:rPr>
+          <w:rFonts w:ascii="Tahoma" w:eastAsia="微软雅黑" w:hAnsi="Tahoma" w:hint="eastAsia"/>
+          <w:kern w:val="0"/>
+          <w:sz w:val="22"/>
+        </w:rPr>
+        <w:t>：</w:t>
+      </w:r>
+    </w:p>
+    <w:tbl>
+      <w:tblPr>
+        <w:tblStyle w:val="af"/>
+        <w:tblW w:w="8755" w:type="dxa"/>
+        <w:jc w:val="center"/>
+        <w:tblBorders>
+          <w:left w:val="none" w:sz="0" w:space="0" w:color="auto"/>
+          <w:right w:val="none" w:sz="0" w:space="0" w:color="auto"/>
+          <w:insideV w:val="none" w:sz="0" w:space="0" w:color="auto"/>
+        </w:tblBorders>
+        <w:shd w:val="clear" w:color="auto" w:fill="F2F2F2" w:themeFill="background1" w:themeFillShade="F2"/>
+        <w:tblLook w:val="04A0" w:firstRow="1" w:lastRow="0" w:firstColumn="1" w:lastColumn="0" w:noHBand="0" w:noVBand="1"/>
+      </w:tblPr>
+      <w:tblGrid>
+        <w:gridCol w:w="3085"/>
+        <w:gridCol w:w="2410"/>
+        <w:gridCol w:w="3260"/>
+      </w:tblGrid>
+      <w:tr>
+        <w:trPr>
+          <w:jc w:val="center"/>
+        </w:trPr>
+        <w:tc>
+          <w:tcPr>
+            <w:tcW w:w="3085" w:type="dxa"/>
+            <w:shd w:val="clear" w:color="auto" w:fill="F2F2F2" w:themeFill="background1" w:themeFillShade="F2"/>
+          </w:tcPr>
+          <w:p>
+            <w:pPr>
+              <w:widowControl/>
+              <w:snapToGrid w:val="0"/>
+              <w:jc w:val="left"/>
+              <w:rPr>
+                <w:rFonts w:ascii="Tahoma" w:eastAsia="微软雅黑" w:hAnsi="Tahoma"/>
+                <w:b/>
+                <w:bCs/>
+                <w:kern w:val="0"/>
+                <w:sz w:val="22"/>
+              </w:rPr>
+            </w:pPr>
+            <w:r>
+              <w:rPr>
+                <w:rFonts w:ascii="Tahoma" w:eastAsia="微软雅黑" w:hAnsi="Tahoma" w:hint="eastAsia"/>
+                <w:b/>
+                <w:bCs/>
+                <w:kern w:val="0"/>
+                <w:sz w:val="22"/>
+              </w:rPr>
+              <w:t>插件指令</w:t>
+            </w:r>
+          </w:p>
+        </w:tc>
+        <w:tc>
+          <w:tcPr>
+            <w:tcW w:w="2410" w:type="dxa"/>
+            <w:shd w:val="clear" w:color="auto" w:fill="F2F2F2" w:themeFill="background1" w:themeFillShade="F2"/>
+          </w:tcPr>
+          <w:p>
+            <w:pPr>
+              <w:widowControl/>
+              <w:snapToGrid w:val="0"/>
+              <w:jc w:val="left"/>
+              <w:rPr>
+                <w:rFonts w:ascii="Tahoma" w:eastAsia="微软雅黑" w:hAnsi="Tahoma"/>
+                <w:b/>
+                <w:bCs/>
+                <w:kern w:val="0"/>
+                <w:sz w:val="22"/>
+              </w:rPr>
+            </w:pPr>
+            <w:r>
+              <w:rPr>
+                <w:rFonts w:ascii="Tahoma" w:eastAsia="微软雅黑" w:hAnsi="Tahoma" w:hint="eastAsia"/>
+                <w:b/>
+                <w:bCs/>
+                <w:kern w:val="0"/>
+                <w:sz w:val="22"/>
+              </w:rPr>
+              <w:t>可</w:t>
+            </w:r>
+            <w:proofErr w:type="gramStart"/>
+            <w:r>
+              <w:rPr>
+                <w:rFonts w:ascii="Tahoma" w:eastAsia="微软雅黑" w:hAnsi="Tahoma" w:hint="eastAsia"/>
+                <w:b/>
+                <w:bCs/>
+                <w:kern w:val="0"/>
+                <w:sz w:val="22"/>
+              </w:rPr>
+              <w:t>实现</w:t>
+            </w:r>
+            <w:r>
+              <w:rPr>
+                <w:rFonts w:ascii="Tahoma" w:eastAsia="微软雅黑" w:hAnsi="Tahoma" w:hint="eastAsia"/>
+                <w:b/>
+                <w:bCs/>
+                <w:kern w:val="0"/>
+                <w:sz w:val="22"/>
+              </w:rPr>
+              <w:t>抽卡功能</w:t>
+            </w:r>
+            <w:proofErr w:type="gramEnd"/>
+          </w:p>
+        </w:tc>
+        <w:tc>
+          <w:tcPr>
+            <w:tcW w:w="3260" w:type="dxa"/>
+            <w:shd w:val="clear" w:color="auto" w:fill="F2F2F2" w:themeFill="background1" w:themeFillShade="F2"/>
+          </w:tcPr>
+          <w:p>
+            <w:pPr>
+              <w:widowControl/>
+              <w:snapToGrid w:val="0"/>
+              <w:jc w:val="left"/>
+              <w:rPr>
+                <w:rFonts w:ascii="Tahoma" w:eastAsia="微软雅黑" w:hAnsi="Tahoma"/>
+                <w:b/>
+                <w:bCs/>
+                <w:kern w:val="0"/>
+                <w:sz w:val="22"/>
+              </w:rPr>
+            </w:pPr>
+            <w:r>
+              <w:rPr>
+                <w:rFonts w:ascii="Tahoma" w:eastAsia="微软雅黑" w:hAnsi="Tahoma" w:hint="eastAsia"/>
+                <w:b/>
+                <w:bCs/>
+                <w:kern w:val="0"/>
+                <w:sz w:val="22"/>
+              </w:rPr>
+              <w:t>实现方法</w:t>
+            </w:r>
+          </w:p>
+        </w:tc>
+      </w:tr>
+      <w:tr>
+        <w:trPr>
+          <w:jc w:val="center"/>
+        </w:trPr>
+        <w:tc>
+          <w:tcPr>
+            <w:tcW w:w="3085" w:type="dxa"/>
+            <w:vMerge w:val="restart"/>
+            <w:shd w:val="clear" w:color="auto" w:fill="F2F2F2" w:themeFill="background1" w:themeFillShade="F2"/>
+            <w:vAlign w:val="center"/>
+          </w:tcPr>
+          <w:p>
+            <w:pPr>
+              <w:widowControl/>
+              <w:snapToGrid w:val="0"/>
+              <w:jc w:val="left"/>
+              <w:rPr>
+                <w:rFonts w:ascii="Tahoma" w:eastAsia="微软雅黑" w:hAnsi="Tahoma"/>
+                <w:kern w:val="0"/>
+                <w:sz w:val="22"/>
+              </w:rPr>
+            </w:pPr>
+            <w:r>
+              <w:rPr>
+                <w:rFonts w:ascii="Tahoma" w:eastAsia="微软雅黑" w:hAnsi="Tahoma"/>
+                <w:kern w:val="0"/>
+                <w:sz w:val="22"/>
+              </w:rPr>
+              <w:t>&gt;</w:t>
+            </w:r>
+            <w:r>
+              <w:rPr>
+                <w:rFonts w:ascii="Tahoma" w:eastAsia="微软雅黑" w:hAnsi="Tahoma"/>
+                <w:kern w:val="0"/>
+                <w:sz w:val="22"/>
+              </w:rPr>
+              <w:t>选择项窗口</w:t>
+            </w:r>
+            <w:r>
+              <w:rPr>
+                <w:rFonts w:ascii="Tahoma" w:eastAsia="微软雅黑" w:hAnsi="Tahoma"/>
+                <w:kern w:val="0"/>
+                <w:sz w:val="22"/>
+              </w:rPr>
+              <w:t xml:space="preserve"> : </w:t>
+            </w:r>
+            <w:r>
+              <w:rPr>
+                <w:rFonts w:ascii="Tahoma" w:eastAsia="微软雅黑" w:hAnsi="Tahoma"/>
+                <w:kern w:val="0"/>
+                <w:sz w:val="22"/>
+              </w:rPr>
+              <w:t>下一个窗口</w:t>
+            </w:r>
+            <w:r>
+              <w:rPr>
+                <w:rFonts w:ascii="Tahoma" w:eastAsia="微软雅黑" w:hAnsi="Tahoma"/>
+                <w:kern w:val="0"/>
+                <w:sz w:val="22"/>
+              </w:rPr>
+              <w:t>-</w:t>
+            </w:r>
+            <w:r>
+              <w:rPr>
+                <w:rFonts w:ascii="Tahoma" w:eastAsia="微软雅黑" w:hAnsi="Tahoma"/>
+                <w:kern w:val="0"/>
+                <w:sz w:val="22"/>
+              </w:rPr>
+              <w:t>隐藏列表</w:t>
+            </w:r>
+            <w:r>
+              <w:rPr>
+                <w:rFonts w:ascii="Tahoma" w:eastAsia="微软雅黑" w:hAnsi="Tahoma"/>
+                <w:kern w:val="0"/>
+                <w:sz w:val="22"/>
+              </w:rPr>
+              <w:t>-</w:t>
+            </w:r>
+            <w:r>
+              <w:rPr>
+                <w:rFonts w:ascii="Tahoma" w:eastAsia="微软雅黑" w:hAnsi="Tahoma"/>
+                <w:kern w:val="0"/>
+                <w:sz w:val="22"/>
+              </w:rPr>
+              <w:t>添加选项</w:t>
+            </w:r>
+            <w:r>
+              <w:rPr>
+                <w:rFonts w:ascii="Tahoma" w:eastAsia="微软雅黑" w:hAnsi="Tahoma"/>
+                <w:kern w:val="0"/>
+                <w:sz w:val="22"/>
+              </w:rPr>
+              <w:t xml:space="preserve"> : </w:t>
+            </w:r>
+            <w:r>
+              <w:rPr>
+                <w:rFonts w:ascii="Tahoma" w:eastAsia="微软雅黑" w:hAnsi="Tahoma"/>
+                <w:kern w:val="0"/>
+                <w:sz w:val="22"/>
+              </w:rPr>
+              <w:t>选项</w:t>
+            </w:r>
+            <w:r>
+              <w:rPr>
+                <w:rFonts w:ascii="Tahoma" w:eastAsia="微软雅黑" w:hAnsi="Tahoma"/>
+                <w:kern w:val="0"/>
+                <w:sz w:val="22"/>
+              </w:rPr>
+              <w:t>[1]</w:t>
+            </w:r>
+          </w:p>
+        </w:tc>
+        <w:tc>
+          <w:tcPr>
+            <w:tcW w:w="2410" w:type="dxa"/>
+            <w:shd w:val="clear" w:color="auto" w:fill="F2F2F2" w:themeFill="background1" w:themeFillShade="F2"/>
+            <w:vAlign w:val="center"/>
+          </w:tcPr>
+          <w:p>
+            <w:pPr>
+              <w:widowControl/>
+              <w:snapToGrid w:val="0"/>
+              <w:jc w:val="left"/>
+              <w:rPr>
+                <w:rFonts w:ascii="Tahoma" w:eastAsia="微软雅黑" w:hAnsi="Tahoma"/>
+                <w:kern w:val="0"/>
+                <w:sz w:val="22"/>
+              </w:rPr>
+            </w:pPr>
+            <w:proofErr w:type="gramStart"/>
+            <w:r>
+              <w:rPr>
+                <w:rFonts w:ascii="Tahoma" w:eastAsia="微软雅黑" w:hAnsi="Tahoma" w:hint="eastAsia"/>
+                <w:kern w:val="0"/>
+                <w:sz w:val="22"/>
+              </w:rPr>
+              <w:t>将某卡从</w:t>
+            </w:r>
+            <w:proofErr w:type="gramEnd"/>
+            <w:r>
+              <w:rPr>
+                <w:rFonts w:ascii="Tahoma" w:eastAsia="微软雅黑" w:hAnsi="Tahoma" w:hint="eastAsia"/>
+                <w:kern w:val="0"/>
+                <w:sz w:val="22"/>
+              </w:rPr>
+              <w:t>奖池中移除</w:t>
+            </w:r>
+          </w:p>
+        </w:tc>
+        <w:tc>
+          <w:tcPr>
+            <w:tcW w:w="3260" w:type="dxa"/>
+            <w:shd w:val="clear" w:color="auto" w:fill="F2F2F2" w:themeFill="background1" w:themeFillShade="F2"/>
+            <w:vAlign w:val="center"/>
+          </w:tcPr>
+          <w:p>
+            <w:pPr>
+              <w:widowControl/>
+              <w:snapToGrid w:val="0"/>
+              <w:jc w:val="left"/>
+              <w:rPr>
+                <w:rFonts w:ascii="Tahoma" w:eastAsia="微软雅黑" w:hAnsi="Tahoma"/>
+                <w:kern w:val="0"/>
+                <w:sz w:val="22"/>
+              </w:rPr>
+            </w:pPr>
+            <w:r>
+              <w:rPr>
+                <w:rFonts w:ascii="Tahoma" w:eastAsia="微软雅黑" w:hAnsi="Tahoma" w:hint="eastAsia"/>
+                <w:kern w:val="0"/>
+                <w:sz w:val="22"/>
+              </w:rPr>
+              <w:t>通过开关，初始不执行；</w:t>
+            </w:r>
+          </w:p>
+          <w:p>
+            <w:pPr>
+              <w:widowControl/>
+              <w:snapToGrid w:val="0"/>
+              <w:jc w:val="left"/>
+              <w:rPr>
+                <w:rFonts w:ascii="Tahoma" w:eastAsia="微软雅黑" w:hAnsi="Tahoma"/>
+                <w:kern w:val="0"/>
+                <w:sz w:val="22"/>
+              </w:rPr>
+            </w:pPr>
+            <w:r>
+              <w:rPr>
+                <w:rFonts w:ascii="Tahoma" w:eastAsia="微软雅黑" w:hAnsi="Tahoma" w:hint="eastAsia"/>
+                <w:kern w:val="0"/>
+                <w:sz w:val="22"/>
+              </w:rPr>
+              <w:t>开启后执行隐藏。</w:t>
+            </w:r>
+          </w:p>
+        </w:tc>
+      </w:tr>
+      <w:tr>
+        <w:trPr>
+          <w:jc w:val="center"/>
+        </w:trPr>
+        <w:tc>
+          <w:tcPr>
+            <w:tcW w:w="3085" w:type="dxa"/>
+            <w:vMerge/>
+            <w:shd w:val="clear" w:color="auto" w:fill="F2F2F2" w:themeFill="background1" w:themeFillShade="F2"/>
+            <w:vAlign w:val="center"/>
+          </w:tcPr>
+          <w:p>
+            <w:pPr>
+              <w:widowControl/>
+              <w:snapToGrid w:val="0"/>
+              <w:jc w:val="left"/>
+              <w:rPr>
+                <w:rFonts w:ascii="Tahoma" w:eastAsia="微软雅黑" w:hAnsi="Tahoma"/>
+                <w:kern w:val="0"/>
+                <w:sz w:val="22"/>
+              </w:rPr>
+            </w:pPr>
+          </w:p>
+        </w:tc>
+        <w:tc>
+          <w:tcPr>
+            <w:tcW w:w="2410" w:type="dxa"/>
+            <w:shd w:val="clear" w:color="auto" w:fill="F2F2F2" w:themeFill="background1" w:themeFillShade="F2"/>
+            <w:vAlign w:val="center"/>
+          </w:tcPr>
+          <w:p>
+            <w:pPr>
+              <w:widowControl/>
+              <w:snapToGrid w:val="0"/>
+              <w:jc w:val="left"/>
+              <w:rPr>
+                <w:rFonts w:ascii="Tahoma" w:eastAsia="微软雅黑" w:hAnsi="Tahoma"/>
+                <w:kern w:val="0"/>
+                <w:sz w:val="22"/>
+              </w:rPr>
+            </w:pPr>
+            <w:r>
+              <w:rPr>
+                <w:rFonts w:ascii="Tahoma" w:eastAsia="微软雅黑" w:hAnsi="Tahoma" w:hint="eastAsia"/>
+                <w:kern w:val="0"/>
+                <w:sz w:val="22"/>
+              </w:rPr>
+              <w:t>将</w:t>
+            </w:r>
+            <w:proofErr w:type="gramStart"/>
+            <w:r>
+              <w:rPr>
+                <w:rFonts w:ascii="Tahoma" w:eastAsia="微软雅黑" w:hAnsi="Tahoma" w:hint="eastAsia"/>
+                <w:kern w:val="0"/>
+                <w:sz w:val="22"/>
+              </w:rPr>
+              <w:t>某卡加入到奖池</w:t>
+            </w:r>
+            <w:proofErr w:type="gramEnd"/>
+          </w:p>
+        </w:tc>
+        <w:tc>
+          <w:tcPr>
+            <w:tcW w:w="3260" w:type="dxa"/>
+            <w:shd w:val="clear" w:color="auto" w:fill="F2F2F2" w:themeFill="background1" w:themeFillShade="F2"/>
+            <w:vAlign w:val="center"/>
+          </w:tcPr>
+          <w:p>
+            <w:pPr>
+              <w:widowControl/>
+              <w:snapToGrid w:val="0"/>
+              <w:jc w:val="left"/>
+              <w:rPr>
+                <w:rFonts w:ascii="Tahoma" w:eastAsia="微软雅黑" w:hAnsi="Tahoma"/>
+                <w:kern w:val="0"/>
+                <w:sz w:val="22"/>
+              </w:rPr>
+            </w:pPr>
+            <w:r>
+              <w:rPr>
+                <w:rFonts w:ascii="Tahoma" w:eastAsia="微软雅黑" w:hAnsi="Tahoma" w:hint="eastAsia"/>
+                <w:kern w:val="0"/>
+                <w:sz w:val="22"/>
+              </w:rPr>
+              <w:t>通过开关，初始执行隐藏；</w:t>
+            </w:r>
+          </w:p>
+          <w:p>
+            <w:pPr>
+              <w:widowControl/>
+              <w:snapToGrid w:val="0"/>
+              <w:jc w:val="left"/>
+              <w:rPr>
+                <w:rFonts w:ascii="Tahoma" w:eastAsia="微软雅黑" w:hAnsi="Tahoma"/>
+                <w:kern w:val="0"/>
+                <w:sz w:val="22"/>
+              </w:rPr>
+            </w:pPr>
+            <w:r>
+              <w:rPr>
+                <w:rFonts w:ascii="Tahoma" w:eastAsia="微软雅黑" w:hAnsi="Tahoma" w:hint="eastAsia"/>
+                <w:kern w:val="0"/>
+                <w:sz w:val="22"/>
+              </w:rPr>
+              <w:t>开启后不执行。</w:t>
+            </w:r>
+          </w:p>
+          <w:p>
+            <w:pPr>
+              <w:widowControl/>
+              <w:snapToGrid w:val="0"/>
+              <w:jc w:val="left"/>
+              <w:rPr>
+                <w:rFonts w:ascii="Tahoma" w:eastAsia="微软雅黑" w:hAnsi="Tahoma"/>
+                <w:kern w:val="0"/>
+                <w:sz w:val="22"/>
+              </w:rPr>
+            </w:pPr>
+            <w:r>
+              <w:rPr>
+                <w:rFonts w:ascii="Tahoma" w:eastAsia="微软雅黑" w:hAnsi="Tahoma" w:hint="eastAsia"/>
+                <w:kern w:val="0"/>
+                <w:sz w:val="22"/>
+              </w:rPr>
+              <w:t>（</w:t>
+            </w:r>
+            <w:r>
+              <w:rPr>
+                <w:rFonts w:ascii="Tahoma" w:eastAsia="微软雅黑" w:hAnsi="Tahoma" w:hint="eastAsia"/>
+                <w:kern w:val="0"/>
+                <w:sz w:val="22"/>
+              </w:rPr>
+              <w:t>可以</w:t>
+            </w:r>
+            <w:r>
+              <w:rPr>
+                <w:rFonts w:ascii="Tahoma" w:eastAsia="微软雅黑" w:hAnsi="Tahoma" w:hint="eastAsia"/>
+                <w:kern w:val="0"/>
+                <w:sz w:val="22"/>
+              </w:rPr>
+              <w:t>用分支条件的</w:t>
+            </w:r>
+            <w:proofErr w:type="gramStart"/>
+            <w:r>
+              <w:rPr>
+                <w:rFonts w:ascii="Tahoma" w:eastAsia="微软雅黑" w:hAnsi="Tahoma"/>
+                <w:kern w:val="0"/>
+                <w:sz w:val="22"/>
+              </w:rPr>
+              <w:t>”</w:t>
+            </w:r>
+            <w:proofErr w:type="gramEnd"/>
+            <w:r>
+              <w:rPr>
+                <w:rFonts w:ascii="Tahoma" w:eastAsia="微软雅黑" w:hAnsi="Tahoma" w:hint="eastAsia"/>
+                <w:kern w:val="0"/>
+                <w:sz w:val="22"/>
+              </w:rPr>
+              <w:t>否则</w:t>
+            </w:r>
+            <w:proofErr w:type="gramStart"/>
+            <w:r>
+              <w:rPr>
+                <w:rFonts w:ascii="Tahoma" w:eastAsia="微软雅黑" w:hAnsi="Tahoma"/>
+                <w:kern w:val="0"/>
+                <w:sz w:val="22"/>
+              </w:rPr>
+              <w:t>”</w:t>
+            </w:r>
+            <w:proofErr w:type="gramEnd"/>
+            <w:r>
+              <w:rPr>
+                <w:rFonts w:ascii="Tahoma" w:eastAsia="微软雅黑" w:hAnsi="Tahoma" w:hint="eastAsia"/>
+                <w:kern w:val="0"/>
+                <w:sz w:val="22"/>
+              </w:rPr>
+              <w:t>）</w:t>
+            </w:r>
+          </w:p>
+        </w:tc>
+      </w:tr>
+      <w:tr>
+        <w:trPr>
+          <w:jc w:val="center"/>
+        </w:trPr>
+        <w:tc>
+          <w:tcPr>
+            <w:tcW w:w="3085" w:type="dxa"/>
+            <w:shd w:val="clear" w:color="auto" w:fill="F2F2F2" w:themeFill="background1" w:themeFillShade="F2"/>
+            <w:vAlign w:val="center"/>
+          </w:tcPr>
+          <w:p>
+            <w:pPr>
+              <w:widowControl/>
+              <w:snapToGrid w:val="0"/>
+              <w:jc w:val="left"/>
+              <w:rPr>
+                <w:rFonts w:ascii="Tahoma" w:eastAsia="微软雅黑" w:hAnsi="Tahoma"/>
+                <w:kern w:val="0"/>
+                <w:sz w:val="22"/>
+              </w:rPr>
+            </w:pPr>
+            <w:r>
+              <w:rPr>
+                <w:rFonts w:ascii="Tahoma" w:eastAsia="微软雅黑" w:hAnsi="Tahoma"/>
+                <w:kern w:val="0"/>
+                <w:sz w:val="22"/>
+              </w:rPr>
+              <w:t>&gt;</w:t>
+            </w:r>
+            <w:r>
+              <w:rPr>
+                <w:rFonts w:ascii="Tahoma" w:eastAsia="微软雅黑" w:hAnsi="Tahoma"/>
+                <w:kern w:val="0"/>
+                <w:sz w:val="22"/>
+              </w:rPr>
+              <w:t>选择项窗口</w:t>
+            </w:r>
+            <w:r>
+              <w:rPr>
+                <w:rFonts w:ascii="Tahoma" w:eastAsia="微软雅黑" w:hAnsi="Tahoma"/>
+                <w:kern w:val="0"/>
+                <w:sz w:val="22"/>
+              </w:rPr>
+              <w:t xml:space="preserve"> : </w:t>
+            </w:r>
+            <w:r>
+              <w:rPr>
+                <w:rFonts w:ascii="Tahoma" w:eastAsia="微软雅黑" w:hAnsi="Tahoma"/>
+                <w:kern w:val="0"/>
+                <w:sz w:val="22"/>
+              </w:rPr>
+              <w:t>下一个窗口</w:t>
+            </w:r>
+            <w:r>
+              <w:rPr>
+                <w:rFonts w:ascii="Tahoma" w:eastAsia="微软雅黑" w:hAnsi="Tahoma"/>
+                <w:kern w:val="0"/>
+                <w:sz w:val="22"/>
+              </w:rPr>
+              <w:t>-</w:t>
+            </w:r>
+            <w:r>
+              <w:rPr>
+                <w:rFonts w:ascii="Tahoma" w:eastAsia="微软雅黑" w:hAnsi="Tahoma"/>
+                <w:kern w:val="0"/>
+                <w:sz w:val="22"/>
+              </w:rPr>
+              <w:t>开启全部选项随机排列</w:t>
+            </w:r>
+          </w:p>
+        </w:tc>
+        <w:tc>
+          <w:tcPr>
+            <w:tcW w:w="2410" w:type="dxa"/>
+            <w:shd w:val="clear" w:color="auto" w:fill="F2F2F2" w:themeFill="background1" w:themeFillShade="F2"/>
+            <w:vAlign w:val="center"/>
+          </w:tcPr>
+          <w:p>
+            <w:pPr>
+              <w:widowControl/>
+              <w:snapToGrid w:val="0"/>
+              <w:jc w:val="left"/>
+              <w:rPr>
+                <w:rFonts w:ascii="Tahoma" w:eastAsia="微软雅黑" w:hAnsi="Tahoma"/>
+                <w:kern w:val="0"/>
+                <w:sz w:val="22"/>
+              </w:rPr>
+            </w:pPr>
+            <w:r>
+              <w:rPr>
+                <w:rFonts w:ascii="Tahoma" w:eastAsia="微软雅黑" w:hAnsi="Tahoma" w:hint="eastAsia"/>
+                <w:kern w:val="0"/>
+                <w:sz w:val="22"/>
+              </w:rPr>
+              <w:t>随机过程</w:t>
+            </w:r>
+          </w:p>
+        </w:tc>
+        <w:tc>
+          <w:tcPr>
+            <w:tcW w:w="3260" w:type="dxa"/>
+            <w:shd w:val="clear" w:color="auto" w:fill="F2F2F2" w:themeFill="background1" w:themeFillShade="F2"/>
+            <w:vAlign w:val="center"/>
+          </w:tcPr>
+          <w:p>
+            <w:pPr>
+              <w:widowControl/>
+              <w:snapToGrid w:val="0"/>
+              <w:jc w:val="left"/>
+              <w:rPr>
+                <w:rFonts w:ascii="Tahoma" w:eastAsia="微软雅黑" w:hAnsi="Tahoma"/>
+                <w:kern w:val="0"/>
+                <w:sz w:val="22"/>
+              </w:rPr>
+            </w:pPr>
+            <w:r>
+              <w:rPr>
+                <w:rFonts w:ascii="Tahoma" w:eastAsia="微软雅黑" w:hAnsi="Tahoma" w:hint="eastAsia"/>
+                <w:kern w:val="0"/>
+                <w:sz w:val="22"/>
+              </w:rPr>
+              <w:t>执行指令即可。</w:t>
+            </w:r>
+          </w:p>
+        </w:tc>
+      </w:tr>
+      <w:tr>
+        <w:trPr>
+          <w:jc w:val="center"/>
+        </w:trPr>
+        <w:tc>
+          <w:tcPr>
+            <w:tcW w:w="3085" w:type="dxa"/>
+            <w:vMerge w:val="restart"/>
+            <w:shd w:val="clear" w:color="auto" w:fill="F2F2F2" w:themeFill="background1" w:themeFillShade="F2"/>
+            <w:vAlign w:val="center"/>
+          </w:tcPr>
+          <w:p>
+            <w:pPr>
+              <w:widowControl/>
+              <w:snapToGrid w:val="0"/>
+              <w:jc w:val="left"/>
+              <w:rPr>
+                <w:rFonts w:ascii="Tahoma" w:eastAsia="微软雅黑" w:hAnsi="Tahoma"/>
+                <w:kern w:val="0"/>
+                <w:sz w:val="22"/>
+              </w:rPr>
+            </w:pPr>
+            <w:r>
+              <w:rPr>
+                <w:rFonts w:ascii="Tahoma" w:eastAsia="微软雅黑" w:hAnsi="Tahoma"/>
+                <w:kern w:val="0"/>
+                <w:sz w:val="22"/>
+              </w:rPr>
+              <w:t>&gt;</w:t>
+            </w:r>
+            <w:r>
+              <w:rPr>
+                <w:rFonts w:ascii="Tahoma" w:eastAsia="微软雅黑" w:hAnsi="Tahoma"/>
+                <w:kern w:val="0"/>
+                <w:sz w:val="22"/>
+              </w:rPr>
+              <w:t>选择项窗口</w:t>
+            </w:r>
+            <w:r>
+              <w:rPr>
+                <w:rFonts w:ascii="Tahoma" w:eastAsia="微软雅黑" w:hAnsi="Tahoma"/>
+                <w:kern w:val="0"/>
+                <w:sz w:val="22"/>
+              </w:rPr>
+              <w:t xml:space="preserve"> : </w:t>
+            </w:r>
+            <w:r>
+              <w:rPr>
+                <w:rFonts w:ascii="Tahoma" w:eastAsia="微软雅黑" w:hAnsi="Tahoma"/>
+                <w:kern w:val="0"/>
+                <w:sz w:val="22"/>
+              </w:rPr>
+              <w:t>下一个窗口</w:t>
+            </w:r>
+            <w:r>
+              <w:rPr>
+                <w:rFonts w:ascii="Tahoma" w:eastAsia="微软雅黑" w:hAnsi="Tahoma"/>
+                <w:kern w:val="0"/>
+                <w:sz w:val="22"/>
+              </w:rPr>
+              <w:t>-</w:t>
+            </w:r>
+            <w:r>
+              <w:rPr>
+                <w:rFonts w:ascii="Tahoma" w:eastAsia="微软雅黑" w:hAnsi="Tahoma"/>
+                <w:kern w:val="0"/>
+                <w:sz w:val="22"/>
+              </w:rPr>
+              <w:t>排列后隐藏列表</w:t>
+            </w:r>
+            <w:r>
+              <w:rPr>
+                <w:rFonts w:ascii="Tahoma" w:eastAsia="微软雅黑" w:hAnsi="Tahoma"/>
+                <w:kern w:val="0"/>
+                <w:sz w:val="22"/>
+              </w:rPr>
+              <w:t>-</w:t>
+            </w:r>
+            <w:r>
+              <w:rPr>
+                <w:rFonts w:ascii="Tahoma" w:eastAsia="微软雅黑" w:hAnsi="Tahoma"/>
+                <w:kern w:val="0"/>
+                <w:sz w:val="22"/>
+              </w:rPr>
+              <w:t>添加选项</w:t>
+            </w:r>
+            <w:r>
+              <w:rPr>
+                <w:rFonts w:ascii="Tahoma" w:eastAsia="微软雅黑" w:hAnsi="Tahoma"/>
+                <w:kern w:val="0"/>
+                <w:sz w:val="22"/>
+              </w:rPr>
+              <w:t xml:space="preserve"> : </w:t>
+            </w:r>
+            <w:r>
+              <w:rPr>
+                <w:rFonts w:ascii="Tahoma" w:eastAsia="微软雅黑" w:hAnsi="Tahoma"/>
+                <w:kern w:val="0"/>
+                <w:sz w:val="22"/>
+              </w:rPr>
+              <w:t>选项</w:t>
+            </w:r>
+            <w:r>
+              <w:rPr>
+                <w:rFonts w:ascii="Tahoma" w:eastAsia="微软雅黑" w:hAnsi="Tahoma"/>
+                <w:kern w:val="0"/>
+                <w:sz w:val="22"/>
+              </w:rPr>
+              <w:t>[1]</w:t>
+            </w:r>
+          </w:p>
+        </w:tc>
+        <w:tc>
+          <w:tcPr>
+            <w:tcW w:w="2410" w:type="dxa"/>
+            <w:shd w:val="clear" w:color="auto" w:fill="F2F2F2" w:themeFill="background1" w:themeFillShade="F2"/>
+            <w:vAlign w:val="center"/>
+          </w:tcPr>
+          <w:p>
+            <w:pPr>
+              <w:widowControl/>
+              <w:snapToGrid w:val="0"/>
+              <w:jc w:val="left"/>
+              <w:rPr>
+                <w:rFonts w:ascii="Tahoma" w:eastAsia="微软雅黑" w:hAnsi="Tahoma"/>
+                <w:kern w:val="0"/>
+                <w:sz w:val="22"/>
+              </w:rPr>
+            </w:pPr>
+            <w:proofErr w:type="gramStart"/>
+            <w:r>
+              <w:rPr>
+                <w:rFonts w:ascii="Tahoma" w:eastAsia="微软雅黑" w:hAnsi="Tahoma" w:hint="eastAsia"/>
+                <w:kern w:val="0"/>
+                <w:sz w:val="22"/>
+              </w:rPr>
+              <w:t>增加抽卡数量</w:t>
+            </w:r>
+            <w:proofErr w:type="gramEnd"/>
+          </w:p>
+        </w:tc>
+        <w:tc>
+          <w:tcPr>
+            <w:tcW w:w="3260" w:type="dxa"/>
+            <w:shd w:val="clear" w:color="auto" w:fill="F2F2F2" w:themeFill="background1" w:themeFillShade="F2"/>
+            <w:vAlign w:val="center"/>
+          </w:tcPr>
+          <w:p>
+            <w:pPr>
+              <w:widowControl/>
+              <w:snapToGrid w:val="0"/>
+              <w:jc w:val="left"/>
+              <w:rPr>
+                <w:rFonts w:ascii="Tahoma" w:eastAsia="微软雅黑" w:hAnsi="Tahoma"/>
+                <w:kern w:val="0"/>
+                <w:sz w:val="22"/>
+              </w:rPr>
+            </w:pPr>
+            <w:r>
+              <w:rPr>
+                <w:rFonts w:ascii="Tahoma" w:eastAsia="微软雅黑" w:hAnsi="Tahoma" w:hint="eastAsia"/>
+                <w:kern w:val="0"/>
+                <w:sz w:val="22"/>
+              </w:rPr>
+              <w:t>通过变量</w:t>
+            </w:r>
+            <w:r>
+              <w:rPr>
+                <w:rFonts w:ascii="Tahoma" w:eastAsia="微软雅黑" w:hAnsi="Tahoma" w:hint="eastAsia"/>
+                <w:kern w:val="0"/>
+                <w:sz w:val="22"/>
+              </w:rPr>
+              <w:t>+1</w:t>
+            </w:r>
+            <w:r>
+              <w:rPr>
+                <w:rFonts w:ascii="Tahoma" w:eastAsia="微软雅黑" w:hAnsi="Tahoma" w:hint="eastAsia"/>
+                <w:kern w:val="0"/>
+                <w:sz w:val="22"/>
+              </w:rPr>
+              <w:t>，</w:t>
+            </w:r>
+          </w:p>
+          <w:p>
+            <w:pPr>
+              <w:widowControl/>
+              <w:snapToGrid w:val="0"/>
+              <w:jc w:val="left"/>
+              <w:rPr>
+                <w:rFonts w:ascii="Tahoma" w:eastAsia="微软雅黑" w:hAnsi="Tahoma"/>
+                <w:kern w:val="0"/>
+                <w:sz w:val="22"/>
+              </w:rPr>
+            </w:pPr>
+            <w:r>
+              <w:rPr>
+                <w:rFonts w:ascii="Tahoma" w:eastAsia="微软雅黑" w:hAnsi="Tahoma" w:hint="eastAsia"/>
+                <w:kern w:val="0"/>
+                <w:sz w:val="22"/>
+              </w:rPr>
+              <w:t>变量</w:t>
+            </w:r>
+            <w:r>
+              <w:rPr>
+                <w:rFonts w:ascii="Tahoma" w:eastAsia="微软雅黑" w:hAnsi="Tahoma" w:hint="eastAsia"/>
+                <w:kern w:val="0"/>
+                <w:sz w:val="22"/>
+              </w:rPr>
+              <w:t>分支执行多个</w:t>
+            </w:r>
+            <w:r>
+              <w:rPr>
+                <w:rFonts w:ascii="Tahoma" w:eastAsia="微软雅黑" w:hAnsi="Tahoma" w:hint="eastAsia"/>
+                <w:kern w:val="0"/>
+                <w:sz w:val="22"/>
+              </w:rPr>
+              <w:t>隐藏</w:t>
+            </w:r>
+            <w:r>
+              <w:rPr>
+                <w:rFonts w:ascii="Tahoma" w:eastAsia="微软雅黑" w:hAnsi="Tahoma" w:hint="eastAsia"/>
+                <w:kern w:val="0"/>
+                <w:sz w:val="22"/>
+              </w:rPr>
+              <w:t>指令</w:t>
+            </w:r>
+            <w:r>
+              <w:rPr>
+                <w:rFonts w:ascii="Tahoma" w:eastAsia="微软雅黑" w:hAnsi="Tahoma" w:hint="eastAsia"/>
+                <w:kern w:val="0"/>
+                <w:sz w:val="22"/>
+              </w:rPr>
+              <w:t>。</w:t>
+            </w:r>
+          </w:p>
+        </w:tc>
+      </w:tr>
+      <w:tr>
+        <w:trPr>
+          <w:jc w:val="center"/>
+        </w:trPr>
+        <w:tc>
+          <w:tcPr>
+            <w:tcW w:w="3085" w:type="dxa"/>
+            <w:vMerge/>
+            <w:shd w:val="clear" w:color="auto" w:fill="F2F2F2" w:themeFill="background1" w:themeFillShade="F2"/>
+            <w:vAlign w:val="center"/>
+          </w:tcPr>
+          <w:p>
+            <w:pPr>
+              <w:widowControl/>
+              <w:snapToGrid w:val="0"/>
+              <w:jc w:val="left"/>
+              <w:rPr>
+                <w:rFonts w:ascii="Tahoma" w:eastAsia="微软雅黑" w:hAnsi="Tahoma"/>
+                <w:kern w:val="0"/>
+                <w:sz w:val="22"/>
+              </w:rPr>
+            </w:pPr>
+          </w:p>
+        </w:tc>
+        <w:tc>
+          <w:tcPr>
+            <w:tcW w:w="2410" w:type="dxa"/>
+            <w:shd w:val="clear" w:color="auto" w:fill="F2F2F2" w:themeFill="background1" w:themeFillShade="F2"/>
+            <w:vAlign w:val="center"/>
+          </w:tcPr>
+          <w:p>
+            <w:pPr>
+              <w:widowControl/>
+              <w:snapToGrid w:val="0"/>
+              <w:jc w:val="left"/>
+              <w:rPr>
+                <w:rFonts w:ascii="Tahoma" w:eastAsia="微软雅黑" w:hAnsi="Tahoma"/>
+                <w:kern w:val="0"/>
+                <w:sz w:val="22"/>
+              </w:rPr>
+            </w:pPr>
+            <w:proofErr w:type="gramStart"/>
+            <w:r>
+              <w:rPr>
+                <w:rFonts w:ascii="Tahoma" w:eastAsia="微软雅黑" w:hAnsi="Tahoma" w:hint="eastAsia"/>
+                <w:kern w:val="0"/>
+                <w:sz w:val="22"/>
+              </w:rPr>
+              <w:t>减少抽卡数量</w:t>
+            </w:r>
+            <w:proofErr w:type="gramEnd"/>
+          </w:p>
+        </w:tc>
+        <w:tc>
+          <w:tcPr>
+            <w:tcW w:w="3260" w:type="dxa"/>
+            <w:shd w:val="clear" w:color="auto" w:fill="F2F2F2" w:themeFill="background1" w:themeFillShade="F2"/>
+            <w:vAlign w:val="center"/>
+          </w:tcPr>
+          <w:p>
+            <w:pPr>
+              <w:widowControl/>
+              <w:snapToGrid w:val="0"/>
+              <w:jc w:val="left"/>
+              <w:rPr>
+                <w:rFonts w:ascii="Tahoma" w:eastAsia="微软雅黑" w:hAnsi="Tahoma"/>
+                <w:kern w:val="0"/>
+                <w:sz w:val="22"/>
+              </w:rPr>
+            </w:pPr>
+            <w:r>
+              <w:rPr>
+                <w:rFonts w:ascii="Tahoma" w:eastAsia="微软雅黑" w:hAnsi="Tahoma" w:hint="eastAsia"/>
+                <w:kern w:val="0"/>
+                <w:sz w:val="22"/>
+              </w:rPr>
+              <w:t>通过变量</w:t>
+            </w:r>
+            <w:r>
+              <w:rPr>
+                <w:rFonts w:ascii="Tahoma" w:eastAsia="微软雅黑" w:hAnsi="Tahoma" w:hint="eastAsia"/>
+                <w:kern w:val="0"/>
+                <w:sz w:val="22"/>
+              </w:rPr>
+              <w:t>-1</w:t>
+            </w:r>
+            <w:r>
+              <w:rPr>
+                <w:rFonts w:ascii="Tahoma" w:eastAsia="微软雅黑" w:hAnsi="Tahoma" w:hint="eastAsia"/>
+                <w:kern w:val="0"/>
+                <w:sz w:val="22"/>
+              </w:rPr>
+              <w:t>，</w:t>
+            </w:r>
+          </w:p>
+          <w:p>
+            <w:pPr>
+              <w:widowControl/>
+              <w:snapToGrid w:val="0"/>
+              <w:jc w:val="left"/>
+              <w:rPr>
+                <w:rFonts w:ascii="Tahoma" w:eastAsia="微软雅黑" w:hAnsi="Tahoma"/>
+                <w:kern w:val="0"/>
+                <w:sz w:val="22"/>
+              </w:rPr>
+            </w:pPr>
+            <w:r>
+              <w:rPr>
+                <w:rFonts w:ascii="Tahoma" w:eastAsia="微软雅黑" w:hAnsi="Tahoma" w:hint="eastAsia"/>
+                <w:kern w:val="0"/>
+                <w:sz w:val="22"/>
+              </w:rPr>
+              <w:t>变量分支执行多个隐藏指令。</w:t>
+            </w:r>
+          </w:p>
+        </w:tc>
+      </w:tr>
+    </w:tbl>
+    <w:p>
+      <w:pPr>
+        <w:widowControl/>
+        <w:snapToGrid w:val="0"/>
+        <w:jc w:val="left"/>
+        <w:rPr>
+          <w:rFonts w:ascii="Tahoma" w:eastAsia="微软雅黑" w:hAnsi="Tahoma"/>
+          <w:kern w:val="0"/>
+          <w:sz w:val="22"/>
+        </w:rPr>
+      </w:pPr>
+      <w:r>
+        <w:rPr>
+          <w:rFonts w:ascii="Tahoma" w:eastAsia="微软雅黑" w:hAnsi="Tahoma" w:hint="eastAsia"/>
+          <w:kern w:val="0"/>
+          <w:sz w:val="22"/>
+        </w:rPr>
+        <w:t>现在建立一个变量，表示“抽卡数量”，</w:t>
+      </w:r>
+    </w:p>
+    <w:p>
+      <w:pPr>
+        <w:widowControl/>
+        <w:snapToGrid w:val="0"/>
+        <w:jc w:val="left"/>
+        <w:rPr>
+          <w:rFonts w:ascii="Tahoma" w:eastAsia="微软雅黑" w:hAnsi="Tahoma"/>
+          <w:kern w:val="0"/>
+          <w:sz w:val="22"/>
+        </w:rPr>
+      </w:pPr>
+      <w:r>
+        <w:rPr>
+          <w:rFonts w:ascii="Tahoma" w:eastAsia="微软雅黑" w:hAnsi="Tahoma" w:hint="eastAsia"/>
+          <w:kern w:val="0"/>
+          <w:sz w:val="22"/>
+        </w:rPr>
+        <w:t>如果“抽卡数量”等于</w:t>
+      </w:r>
+      <w:r>
+        <w:rPr>
+          <w:rFonts w:ascii="Tahoma" w:eastAsia="微软雅黑" w:hAnsi="Tahoma" w:hint="eastAsia"/>
+          <w:kern w:val="0"/>
+          <w:sz w:val="22"/>
+        </w:rPr>
+        <w:t>4</w:t>
+      </w:r>
+      <w:r>
+        <w:rPr>
+          <w:rFonts w:ascii="Tahoma" w:eastAsia="微软雅黑" w:hAnsi="Tahoma" w:hint="eastAsia"/>
+          <w:kern w:val="0"/>
+          <w:sz w:val="22"/>
+        </w:rPr>
+        <w:t>，那么随机排列后，</w:t>
+      </w:r>
+      <w:r>
+        <w:rPr>
+          <w:rFonts w:ascii="Tahoma" w:eastAsia="微软雅黑" w:hAnsi="Tahoma" w:hint="eastAsia"/>
+          <w:kern w:val="0"/>
+          <w:sz w:val="22"/>
+        </w:rPr>
+        <w:t>20</w:t>
+      </w:r>
+      <w:r>
+        <w:rPr>
+          <w:rFonts w:ascii="Tahoma" w:eastAsia="微软雅黑" w:hAnsi="Tahoma" w:hint="eastAsia"/>
+          <w:kern w:val="0"/>
+          <w:sz w:val="22"/>
+        </w:rPr>
+        <w:t>张卡之后的</w:t>
+      </w:r>
+      <w:r>
+        <w:rPr>
+          <w:rFonts w:ascii="Tahoma" w:eastAsia="微软雅黑" w:hAnsi="Tahoma" w:hint="eastAsia"/>
+          <w:kern w:val="0"/>
+          <w:sz w:val="22"/>
+        </w:rPr>
+        <w:t>16</w:t>
+      </w:r>
+      <w:r>
+        <w:rPr>
+          <w:rFonts w:ascii="Tahoma" w:eastAsia="微软雅黑" w:hAnsi="Tahoma" w:hint="eastAsia"/>
+          <w:kern w:val="0"/>
+          <w:sz w:val="22"/>
+        </w:rPr>
+        <w:t>张卡隐藏。</w:t>
+      </w:r>
+    </w:p>
+    <w:p>
+      <w:pPr>
+        <w:widowControl/>
+        <w:snapToGrid w:val="0"/>
+        <w:jc w:val="left"/>
+        <w:rPr>
+          <w:rFonts w:ascii="Tahoma" w:eastAsia="微软雅黑" w:hAnsi="Tahoma"/>
+          <w:kern w:val="0"/>
+          <w:sz w:val="22"/>
+        </w:rPr>
+      </w:pPr>
+      <w:r>
+        <w:rPr>
+          <w:rFonts w:ascii="Tahoma" w:eastAsia="微软雅黑" w:hAnsi="Tahoma" w:hint="eastAsia"/>
+          <w:kern w:val="0"/>
+          <w:sz w:val="22"/>
+        </w:rPr>
+        <w:t>如果“抽卡数量”等于</w:t>
+      </w:r>
+      <w:r>
+        <w:rPr>
+          <w:rFonts w:ascii="Tahoma" w:eastAsia="微软雅黑" w:hAnsi="Tahoma" w:hint="eastAsia"/>
+          <w:kern w:val="0"/>
+          <w:sz w:val="22"/>
+        </w:rPr>
+        <w:t>5</w:t>
+      </w:r>
+      <w:r>
+        <w:rPr>
+          <w:rFonts w:ascii="Tahoma" w:eastAsia="微软雅黑" w:hAnsi="Tahoma" w:hint="eastAsia"/>
+          <w:kern w:val="0"/>
+          <w:sz w:val="22"/>
+        </w:rPr>
+        <w:t>，那么随机排列后，</w:t>
+      </w:r>
+      <w:r>
+        <w:rPr>
+          <w:rFonts w:ascii="Tahoma" w:eastAsia="微软雅黑" w:hAnsi="Tahoma" w:hint="eastAsia"/>
+          <w:kern w:val="0"/>
+          <w:sz w:val="22"/>
+        </w:rPr>
+        <w:t>20</w:t>
+      </w:r>
+      <w:r>
+        <w:rPr>
+          <w:rFonts w:ascii="Tahoma" w:eastAsia="微软雅黑" w:hAnsi="Tahoma" w:hint="eastAsia"/>
+          <w:kern w:val="0"/>
+          <w:sz w:val="22"/>
+        </w:rPr>
+        <w:t>张卡之后的</w:t>
+      </w:r>
+      <w:r>
+        <w:rPr>
+          <w:rFonts w:ascii="Tahoma" w:eastAsia="微软雅黑" w:hAnsi="Tahoma" w:hint="eastAsia"/>
+          <w:kern w:val="0"/>
+          <w:sz w:val="22"/>
+        </w:rPr>
+        <w:t>15</w:t>
+      </w:r>
+      <w:r>
+        <w:rPr>
+          <w:rFonts w:ascii="Tahoma" w:eastAsia="微软雅黑" w:hAnsi="Tahoma" w:hint="eastAsia"/>
+          <w:kern w:val="0"/>
+          <w:sz w:val="22"/>
+        </w:rPr>
+        <w:t>张卡隐藏。</w:t>
+      </w:r>
+    </w:p>
+    <w:p>
+      <w:pPr>
+        <w:widowControl/>
+        <w:snapToGrid w:val="0"/>
+        <w:jc w:val="left"/>
+        <w:rPr>
+          <w:rFonts w:ascii="Tahoma" w:eastAsia="微软雅黑" w:hAnsi="Tahoma"/>
+          <w:kern w:val="0"/>
+          <w:sz w:val="22"/>
+        </w:rPr>
+      </w:pPr>
+      <w:r>
+        <w:rPr>
+          <w:rFonts w:ascii="Tahoma" w:eastAsia="微软雅黑" w:hAnsi="Tahoma" w:hint="eastAsia"/>
+          <w:kern w:val="0"/>
+          <w:sz w:val="22"/>
+        </w:rPr>
+        <w:t>如果“抽卡数量”等于</w:t>
+      </w:r>
+      <w:r>
+        <w:rPr>
+          <w:rFonts w:ascii="Tahoma" w:eastAsia="微软雅黑" w:hAnsi="Tahoma" w:hint="eastAsia"/>
+          <w:kern w:val="0"/>
+          <w:sz w:val="22"/>
+        </w:rPr>
+        <w:t>6</w:t>
+      </w:r>
+      <w:r>
+        <w:rPr>
+          <w:rFonts w:ascii="Tahoma" w:eastAsia="微软雅黑" w:hAnsi="Tahoma" w:hint="eastAsia"/>
+          <w:kern w:val="0"/>
+          <w:sz w:val="22"/>
+        </w:rPr>
+        <w:t>，那么随机排列后，</w:t>
+      </w:r>
+      <w:r>
+        <w:rPr>
+          <w:rFonts w:ascii="Tahoma" w:eastAsia="微软雅黑" w:hAnsi="Tahoma" w:hint="eastAsia"/>
+          <w:kern w:val="0"/>
+          <w:sz w:val="22"/>
+        </w:rPr>
+        <w:t>20</w:t>
+      </w:r>
+      <w:r>
+        <w:rPr>
+          <w:rFonts w:ascii="Tahoma" w:eastAsia="微软雅黑" w:hAnsi="Tahoma" w:hint="eastAsia"/>
+          <w:kern w:val="0"/>
+          <w:sz w:val="22"/>
+        </w:rPr>
+        <w:t>张卡之后的</w:t>
+      </w:r>
+      <w:r>
+        <w:rPr>
+          <w:rFonts w:ascii="Tahoma" w:eastAsia="微软雅黑" w:hAnsi="Tahoma" w:hint="eastAsia"/>
+          <w:kern w:val="0"/>
+          <w:sz w:val="22"/>
+        </w:rPr>
+        <w:t>14</w:t>
+      </w:r>
+      <w:r>
+        <w:rPr>
+          <w:rFonts w:ascii="Tahoma" w:eastAsia="微软雅黑" w:hAnsi="Tahoma" w:hint="eastAsia"/>
+          <w:kern w:val="0"/>
+          <w:sz w:val="22"/>
+        </w:rPr>
+        <w:t>张卡隐藏。</w:t>
+      </w:r>
+    </w:p>
+    <w:p>
+      <w:pPr>
+        <w:widowControl/>
+        <w:snapToGrid w:val="0"/>
+        <w:jc w:val="left"/>
+        <w:rPr>
+          <w:rFonts w:ascii="Tahoma" w:eastAsia="微软雅黑" w:hAnsi="Tahoma"/>
+          <w:kern w:val="0"/>
+          <w:sz w:val="22"/>
+        </w:rPr>
+      </w:pPr>
+      <w:r>
+        <w:rPr>
+          <w:rFonts w:ascii="Tahoma" w:eastAsia="微软雅黑" w:hAnsi="Tahoma" w:hint="eastAsia"/>
+          <w:kern w:val="0"/>
+          <w:sz w:val="22"/>
+        </w:rPr>
+        <w:t>以此类推，“抽卡数量”的插件指令实现方法如下图：</w:t>
+      </w:r>
+    </w:p>
+    <w:p>
+      <w:pPr>
+        <w:widowControl/>
+        <w:snapToGrid w:val="0"/>
+        <w:jc w:val="left"/>
+        <w:rPr>
+          <w:rFonts w:ascii="Tahoma" w:eastAsia="微软雅黑" w:hAnsi="Tahoma"/>
+          <w:kern w:val="0"/>
+          <w:sz w:val="22"/>
+        </w:rPr>
+      </w:pPr>
+      <w:r>
+        <w:rPr>
+          <w:rFonts w:ascii="Tahoma" w:eastAsia="微软雅黑" w:hAnsi="Tahoma" w:hint="eastAsia"/>
+          <w:kern w:val="0"/>
+          <w:sz w:val="22"/>
+        </w:rPr>
+        <w:t>（这里作者我偷懒，以</w:t>
+      </w:r>
+      <w:r>
+        <w:rPr>
+          <w:rFonts w:ascii="Tahoma" w:eastAsia="微软雅黑" w:hAnsi="Tahoma" w:hint="eastAsia"/>
+          <w:kern w:val="0"/>
+          <w:sz w:val="22"/>
+        </w:rPr>
+        <w:t>0/1/2/3</w:t>
+      </w:r>
+      <w:r>
+        <w:rPr>
+          <w:rFonts w:ascii="Tahoma" w:eastAsia="微软雅黑" w:hAnsi="Tahoma" w:hint="eastAsia"/>
+          <w:kern w:val="0"/>
+          <w:sz w:val="22"/>
+        </w:rPr>
+        <w:t>开始计数</w:t>
+      </w:r>
+      <w:r>
+        <w:rPr>
+          <w:rFonts w:ascii="Tahoma" w:eastAsia="微软雅黑" w:hAnsi="Tahoma" w:hint="eastAsia"/>
+          <w:kern w:val="0"/>
+          <w:sz w:val="22"/>
+        </w:rPr>
+        <w:t>，表示“增加的抽卡数量”</w:t>
+      </w:r>
+      <w:r>
+        <w:rPr>
+          <w:rFonts w:ascii="Tahoma" w:eastAsia="微软雅黑" w:hAnsi="Tahoma" w:hint="eastAsia"/>
+          <w:kern w:val="0"/>
+          <w:sz w:val="22"/>
+        </w:rPr>
+        <w:t>）</w:t>
+      </w:r>
+    </w:p>
+    <w:p>
+      <w:pPr>
+        <w:widowControl/>
+        <w:snapToGrid w:val="0"/>
+        <w:jc w:val="center"/>
+        <w:rPr>
+          <w:rFonts w:ascii="Tahoma" w:eastAsia="微软雅黑" w:hAnsi="Tahoma"/>
+          <w:kern w:val="0"/>
+          <w:sz w:val="22"/>
+        </w:rPr>
+      </w:pPr>
+      <w:r>
+        <w:rPr>
+          <w:noProof/>
+        </w:rPr>
+        <w:drawing>
+          <wp:inline distT="0" distB="0" distL="0" distR="0" wp14:anchorId="58F9EAB7" wp14:editId="6F156868">
+            <wp:extent cx="4333461" cy="3271747"/>
+            <wp:effectExtent l="0" t="0" r="0" b="5080"/>
+            <wp:docPr id="1437531914" name="图片 1"/>
+            <wp:cNvGraphicFramePr>
+              <a:graphicFrameLocks xmlns:a="http://schemas.openxmlformats.org/drawingml/2006/main" noChangeAspect="1"/>
+            </wp:cNvGraphicFramePr>
+            <a:graphic xmlns:a="http://schemas.openxmlformats.org/drawingml/2006/main">
+              <a:graphicData uri="http://schemas.openxmlformats.org/drawingml/2006/picture">
+                <pic:pic xmlns:pic="http://schemas.openxmlformats.org/drawingml/2006/picture">
+                  <pic:nvPicPr>
+                    <pic:cNvPr id="0" name="Picture 4"/>
+                    <pic:cNvPicPr>
+                      <a:picLocks noChangeAspect="1" noChangeArrowheads="1"/>
+                    </pic:cNvPicPr>
+                  </pic:nvPicPr>
+                  <pic:blipFill>
+                    <a:blip r:embed="rId59">
+                      <a:extLst>
+                        <a:ext uri="{28A0092B-C50C-407E-A947-70E740481C1C}">
+                          <a14:useLocalDpi xmlns:a14="http://schemas.microsoft.com/office/drawing/2010/main" val="0"/>
+                        </a:ext>
+                      </a:extLst>
+                    </a:blip>
+                    <a:srcRect/>
+                    <a:stretch>
+                      <a:fillRect/>
+                    </a:stretch>
+                  </pic:blipFill>
+                  <pic:spPr bwMode="auto">
+                    <a:xfrm>
+                      <a:off x="0" y="0"/>
+                      <a:ext cx="4364231" cy="3294979"/>
+                    </a:xfrm>
+                    <a:prstGeom prst="rect">
+                      <a:avLst/>
+                    </a:prstGeom>
+                    <a:noFill/>
+                    <a:ln>
+                      <a:noFill/>
+                    </a:ln>
+                  </pic:spPr>
+                </pic:pic>
+              </a:graphicData>
+            </a:graphic>
+          </wp:inline>
+        </w:drawing>
+      </w:r>
+    </w:p>
+    <w:tbl>
+      <w:tblPr>
+        <w:tblStyle w:val="af"/>
+        <w:tblW w:w="0" w:type="auto"/>
+        <w:shd w:val="clear" w:color="auto" w:fill="DEEAF6" w:themeFill="accent1" w:themeFillTint="33"/>
+        <w:tblLook w:val="04A0" w:firstRow="1" w:lastRow="0" w:firstColumn="1" w:lastColumn="0" w:noHBand="0" w:noVBand="1"/>
+      </w:tblPr>
+      <w:tblGrid>
+        <w:gridCol w:w="8522"/>
+      </w:tblGrid>
+      <w:tr>
+        <w:tc>
+          <w:tcPr>
+            <w:tcW w:w="8522" w:type="dxa"/>
+            <w:shd w:val="clear" w:color="auto" w:fill="DEEAF6" w:themeFill="accent1" w:themeFillTint="33"/>
+          </w:tcPr>
+          <w:p>
+            <w:pPr>
+              <w:widowControl/>
+              <w:snapToGrid w:val="0"/>
+              <w:jc w:val="left"/>
+              <w:rPr>
+                <w:rFonts w:ascii="Tahoma" w:eastAsia="微软雅黑" w:hAnsi="Tahoma"/>
+                <w:kern w:val="0"/>
+                <w:sz w:val="22"/>
+              </w:rPr>
+            </w:pPr>
+            <w:r>
+              <w:rPr>
+                <w:rFonts w:ascii="Tahoma" w:eastAsia="微软雅黑" w:hAnsi="Tahoma" w:hint="eastAsia"/>
+                <w:kern w:val="0"/>
+                <w:sz w:val="22"/>
+              </w:rPr>
+              <w:lastRenderedPageBreak/>
+              <w:t>“隐藏选项”的指令，思维需要反转一下。</w:t>
+            </w:r>
+          </w:p>
+          <w:p>
+            <w:pPr>
+              <w:widowControl/>
+              <w:snapToGrid w:val="0"/>
+              <w:jc w:val="left"/>
+              <w:rPr>
+                <w:rFonts w:ascii="Tahoma" w:eastAsia="微软雅黑" w:hAnsi="Tahoma"/>
+                <w:kern w:val="0"/>
+                <w:sz w:val="22"/>
+              </w:rPr>
+            </w:pPr>
+            <w:r>
+              <w:rPr>
+                <w:rFonts w:ascii="Tahoma" w:eastAsia="微软雅黑" w:hAnsi="Tahoma" w:hint="eastAsia"/>
+                <w:kern w:val="0"/>
+                <w:sz w:val="22"/>
+              </w:rPr>
+              <w:t>程序初始列出</w:t>
+            </w:r>
+            <w:r>
+              <w:rPr>
+                <w:rFonts w:ascii="Tahoma" w:eastAsia="微软雅黑" w:hAnsi="Tahoma" w:hint="eastAsia"/>
+                <w:kern w:val="0"/>
+                <w:sz w:val="22"/>
+              </w:rPr>
+              <w:t>20</w:t>
+            </w:r>
+            <w:r>
+              <w:rPr>
+                <w:rFonts w:ascii="Tahoma" w:eastAsia="微软雅黑" w:hAnsi="Tahoma" w:hint="eastAsia"/>
+                <w:kern w:val="0"/>
+                <w:sz w:val="22"/>
+              </w:rPr>
+              <w:t>张卡，初始就执行隐藏选项</w:t>
+            </w:r>
+            <w:r>
+              <w:rPr>
+                <w:rFonts w:ascii="Tahoma" w:eastAsia="微软雅黑" w:hAnsi="Tahoma" w:hint="eastAsia"/>
+                <w:kern w:val="0"/>
+                <w:sz w:val="22"/>
+              </w:rPr>
+              <w:t>1</w:t>
+            </w:r>
+            <w:r>
+              <w:rPr>
+                <w:rFonts w:ascii="Tahoma" w:eastAsia="微软雅黑" w:hAnsi="Tahoma" w:hint="eastAsia"/>
+                <w:kern w:val="0"/>
+                <w:sz w:val="22"/>
+              </w:rPr>
+              <w:t>，在玩家眼里初始只有</w:t>
+            </w:r>
+            <w:r>
+              <w:rPr>
+                <w:rFonts w:ascii="Tahoma" w:eastAsia="微软雅黑" w:hAnsi="Tahoma" w:hint="eastAsia"/>
+                <w:kern w:val="0"/>
+                <w:sz w:val="22"/>
+              </w:rPr>
+              <w:t>19</w:t>
+            </w:r>
+            <w:r>
+              <w:rPr>
+                <w:rFonts w:ascii="Tahoma" w:eastAsia="微软雅黑" w:hAnsi="Tahoma" w:hint="eastAsia"/>
+                <w:kern w:val="0"/>
+                <w:sz w:val="22"/>
+              </w:rPr>
+              <w:t>张卡。</w:t>
+            </w:r>
+          </w:p>
+          <w:p>
+            <w:pPr>
+              <w:widowControl/>
+              <w:snapToGrid w:val="0"/>
+              <w:jc w:val="left"/>
+              <w:rPr>
+                <w:rFonts w:ascii="Tahoma" w:eastAsia="微软雅黑" w:hAnsi="Tahoma"/>
+                <w:kern w:val="0"/>
+                <w:sz w:val="22"/>
+              </w:rPr>
+            </w:pPr>
+            <w:r>
+              <w:rPr>
+                <w:rFonts w:ascii="Tahoma" w:eastAsia="微软雅黑" w:hAnsi="Tahoma" w:hint="eastAsia"/>
+                <w:kern w:val="0"/>
+                <w:sz w:val="22"/>
+              </w:rPr>
+              <w:t>后来通过开关，不再执行隐藏选项</w:t>
+            </w:r>
+            <w:r>
+              <w:rPr>
+                <w:rFonts w:ascii="Tahoma" w:eastAsia="微软雅黑" w:hAnsi="Tahoma" w:hint="eastAsia"/>
+                <w:kern w:val="0"/>
+                <w:sz w:val="22"/>
+              </w:rPr>
+              <w:t>1</w:t>
+            </w:r>
+            <w:r>
+              <w:rPr>
+                <w:rFonts w:ascii="Tahoma" w:eastAsia="微软雅黑" w:hAnsi="Tahoma" w:hint="eastAsia"/>
+                <w:kern w:val="0"/>
+                <w:sz w:val="22"/>
+              </w:rPr>
+              <w:t>，在玩家眼里相当于加入了</w:t>
+            </w:r>
+            <w:r>
+              <w:rPr>
+                <w:rFonts w:ascii="Tahoma" w:eastAsia="微软雅黑" w:hAnsi="Tahoma" w:hint="eastAsia"/>
+                <w:kern w:val="0"/>
+                <w:sz w:val="22"/>
+              </w:rPr>
+              <w:t>1</w:t>
+            </w:r>
+            <w:r>
+              <w:rPr>
+                <w:rFonts w:ascii="Tahoma" w:eastAsia="微软雅黑" w:hAnsi="Tahoma" w:hint="eastAsia"/>
+                <w:kern w:val="0"/>
+                <w:sz w:val="22"/>
+              </w:rPr>
+              <w:t>张新卡。</w:t>
+            </w:r>
+          </w:p>
+          <w:p>
+            <w:pPr>
+              <w:widowControl/>
+              <w:snapToGrid w:val="0"/>
+              <w:jc w:val="left"/>
+              <w:rPr>
+                <w:rFonts w:ascii="Tahoma" w:eastAsia="微软雅黑" w:hAnsi="Tahoma"/>
+                <w:kern w:val="0"/>
+                <w:sz w:val="22"/>
+              </w:rPr>
+            </w:pPr>
+            <w:r>
+              <w:rPr>
+                <w:rFonts w:ascii="Tahoma" w:eastAsia="微软雅黑" w:hAnsi="Tahoma" w:hint="eastAsia"/>
+                <w:kern w:val="0"/>
+                <w:sz w:val="22"/>
+              </w:rPr>
+              <w:t>同理，“排列后隐藏选项”的指令，</w:t>
+            </w:r>
+          </w:p>
+          <w:p>
+            <w:pPr>
+              <w:widowControl/>
+              <w:snapToGrid w:val="0"/>
+              <w:jc w:val="left"/>
+              <w:rPr>
+                <w:rFonts w:ascii="Tahoma" w:eastAsia="微软雅黑" w:hAnsi="Tahoma"/>
+                <w:kern w:val="0"/>
+                <w:sz w:val="22"/>
+              </w:rPr>
+            </w:pPr>
+            <w:r>
+              <w:rPr>
+                <w:rFonts w:ascii="Tahoma" w:eastAsia="微软雅黑" w:hAnsi="Tahoma" w:hint="eastAsia"/>
+                <w:kern w:val="0"/>
+                <w:sz w:val="22"/>
+              </w:rPr>
+              <w:t>程序初始列出</w:t>
+            </w:r>
+            <w:r>
+              <w:rPr>
+                <w:rFonts w:ascii="Tahoma" w:eastAsia="微软雅黑" w:hAnsi="Tahoma" w:hint="eastAsia"/>
+                <w:kern w:val="0"/>
+                <w:sz w:val="22"/>
+              </w:rPr>
+              <w:t>20</w:t>
+            </w:r>
+            <w:r>
+              <w:rPr>
+                <w:rFonts w:ascii="Tahoma" w:eastAsia="微软雅黑" w:hAnsi="Tahoma" w:hint="eastAsia"/>
+                <w:kern w:val="0"/>
+                <w:sz w:val="22"/>
+              </w:rPr>
+              <w:t>张卡，排列后隐藏</w:t>
+            </w:r>
+            <w:r>
+              <w:rPr>
+                <w:rFonts w:ascii="Tahoma" w:eastAsia="微软雅黑" w:hAnsi="Tahoma" w:hint="eastAsia"/>
+                <w:kern w:val="0"/>
+                <w:sz w:val="22"/>
+              </w:rPr>
+              <w:t>16</w:t>
+            </w:r>
+            <w:r>
+              <w:rPr>
+                <w:rFonts w:ascii="Tahoma" w:eastAsia="微软雅黑" w:hAnsi="Tahoma" w:hint="eastAsia"/>
+                <w:kern w:val="0"/>
+                <w:sz w:val="22"/>
+              </w:rPr>
+              <w:t>张卡，在玩家眼里初始只有</w:t>
+            </w:r>
+            <w:r>
+              <w:rPr>
+                <w:rFonts w:ascii="Tahoma" w:eastAsia="微软雅黑" w:hAnsi="Tahoma" w:hint="eastAsia"/>
+                <w:kern w:val="0"/>
+                <w:sz w:val="22"/>
+              </w:rPr>
+              <w:t>4</w:t>
+            </w:r>
+            <w:r>
+              <w:rPr>
+                <w:rFonts w:ascii="Tahoma" w:eastAsia="微软雅黑" w:hAnsi="Tahoma" w:hint="eastAsia"/>
+                <w:kern w:val="0"/>
+                <w:sz w:val="22"/>
+              </w:rPr>
+              <w:t>张卡。</w:t>
+            </w:r>
+          </w:p>
+          <w:p>
+            <w:pPr>
+              <w:widowControl/>
+              <w:snapToGrid w:val="0"/>
+              <w:jc w:val="left"/>
+              <w:rPr>
+                <w:rFonts w:ascii="Tahoma" w:eastAsia="微软雅黑" w:hAnsi="Tahoma"/>
+                <w:kern w:val="0"/>
+                <w:sz w:val="22"/>
+              </w:rPr>
+            </w:pPr>
+            <w:r>
+              <w:rPr>
+                <w:rFonts w:ascii="Tahoma" w:eastAsia="微软雅黑" w:hAnsi="Tahoma" w:hint="eastAsia"/>
+                <w:kern w:val="0"/>
+                <w:sz w:val="22"/>
+              </w:rPr>
+              <w:t>后来通过变量，不再执行排列后隐藏选项，在玩家眼里相当于增加了新的可选卡。</w:t>
+            </w:r>
+          </w:p>
+        </w:tc>
+      </w:tr>
+    </w:tbl>
+    <w:p>
+      <w:pPr>
+        <w:widowControl/>
+        <w:snapToGrid w:val="0"/>
+        <w:spacing w:before="200"/>
+        <w:jc w:val="left"/>
+        <w:rPr>
+          <w:rFonts w:ascii="Tahoma" w:eastAsia="微软雅黑" w:hAnsi="Tahoma"/>
+          <w:kern w:val="0"/>
+          <w:sz w:val="22"/>
+        </w:rPr>
+      </w:pPr>
+      <w:r>
+        <w:rPr>
+          <w:rFonts w:ascii="Tahoma" w:eastAsia="微软雅黑" w:hAnsi="Tahoma" w:hint="eastAsia"/>
+          <w:kern w:val="0"/>
+          <w:sz w:val="22"/>
+        </w:rPr>
+        <w:t>另外，“抽卡数量”不能无限增加，通常需要设置一个上限。</w:t>
+      </w:r>
+    </w:p>
+    <w:p>
+      <w:pPr>
+        <w:widowControl/>
+        <w:snapToGrid w:val="0"/>
+        <w:jc w:val="left"/>
+        <w:rPr>
+          <w:rFonts w:ascii="Tahoma" w:eastAsia="微软雅黑" w:hAnsi="Tahoma"/>
+          <w:kern w:val="0"/>
+          <w:sz w:val="22"/>
+        </w:rPr>
+      </w:pPr>
+      <w:r>
+        <w:rPr>
+          <w:rFonts w:ascii="Tahoma" w:eastAsia="微软雅黑" w:hAnsi="Tahoma" w:hint="eastAsia"/>
+          <w:kern w:val="0"/>
+          <w:sz w:val="22"/>
+        </w:rPr>
+        <w:t>超上限之后，</w:t>
+      </w:r>
+      <w:proofErr w:type="gramStart"/>
+      <w:r>
+        <w:rPr>
+          <w:rFonts w:ascii="Tahoma" w:eastAsia="微软雅黑" w:hAnsi="Tahoma" w:hint="eastAsia"/>
+          <w:kern w:val="0"/>
+          <w:sz w:val="22"/>
+        </w:rPr>
+        <w:t>增加抽卡数量</w:t>
+      </w:r>
+      <w:proofErr w:type="gramEnd"/>
+      <w:r>
+        <w:rPr>
+          <w:rFonts w:ascii="Tahoma" w:eastAsia="微软雅黑" w:hAnsi="Tahoma" w:hint="eastAsia"/>
+          <w:kern w:val="0"/>
+          <w:sz w:val="22"/>
+        </w:rPr>
+        <w:t>的卡片需要从奖池中移除，实现方法如下：</w:t>
+      </w:r>
+    </w:p>
+    <w:p>
+      <w:pPr>
+        <w:widowControl/>
+        <w:jc w:val="center"/>
+        <w:rPr>
+          <w:rFonts w:ascii="Tahoma" w:eastAsia="微软雅黑" w:hAnsi="Tahoma"/>
+          <w:kern w:val="0"/>
+          <w:sz w:val="22"/>
+        </w:rPr>
+      </w:pPr>
+      <w:r>
+        <w:rPr>
+          <w:noProof/>
+        </w:rPr>
+        <w:drawing>
+          <wp:inline distT="0" distB="0" distL="0" distR="0" wp14:anchorId="42B0E03C" wp14:editId="32FA0BEE">
+            <wp:extent cx="5009515" cy="1002030"/>
+            <wp:effectExtent l="0" t="0" r="635" b="7620"/>
+            <wp:docPr id="1023029697" name="图片 2"/>
+            <wp:cNvGraphicFramePr>
+              <a:graphicFrameLocks xmlns:a="http://schemas.openxmlformats.org/drawingml/2006/main" noChangeAspect="1"/>
+            </wp:cNvGraphicFramePr>
+            <a:graphic xmlns:a="http://schemas.openxmlformats.org/drawingml/2006/main">
+              <a:graphicData uri="http://schemas.openxmlformats.org/drawingml/2006/picture">
+                <pic:pic xmlns:pic="http://schemas.openxmlformats.org/drawingml/2006/picture">
+                  <pic:nvPicPr>
+                    <pic:cNvPr id="0" name="Picture 6"/>
+                    <pic:cNvPicPr>
+                      <a:picLocks noChangeAspect="1" noChangeArrowheads="1"/>
+                    </pic:cNvPicPr>
+                  </pic:nvPicPr>
+                  <pic:blipFill>
+                    <a:blip r:embed="rId60">
+                      <a:extLst>
+                        <a:ext uri="{28A0092B-C50C-407E-A947-70E740481C1C}">
+                          <a14:useLocalDpi xmlns:a14="http://schemas.microsoft.com/office/drawing/2010/main" val="0"/>
+                        </a:ext>
+                      </a:extLst>
+                    </a:blip>
+                    <a:srcRect/>
+                    <a:stretch>
+                      <a:fillRect/>
+                    </a:stretch>
+                  </pic:blipFill>
+                  <pic:spPr bwMode="auto">
+                    <a:xfrm>
+                      <a:off x="0" y="0"/>
+                      <a:ext cx="5009515" cy="1002030"/>
+                    </a:xfrm>
+                    <a:prstGeom prst="rect">
+                      <a:avLst/>
+                    </a:prstGeom>
+                    <a:noFill/>
+                    <a:ln>
+                      <a:noFill/>
+                    </a:ln>
+                  </pic:spPr>
+                </pic:pic>
+              </a:graphicData>
+            </a:graphic>
+          </wp:inline>
+        </w:drawing>
+      </w:r>
+    </w:p>
+    <w:p>
+      <w:pPr>
+        <w:widowControl/>
+        <w:jc w:val="left"/>
+        <w:rPr>
+          <w:rFonts w:ascii="Tahoma" w:eastAsia="微软雅黑" w:hAnsi="Tahoma"/>
+          <w:kern w:val="0"/>
+          <w:sz w:val="22"/>
+        </w:rPr>
+      </w:pPr>
+      <w:r>
+        <w:rPr>
+          <w:rFonts w:ascii="Tahoma" w:eastAsia="微软雅黑" w:hAnsi="Tahoma" w:hint="eastAsia"/>
+          <w:kern w:val="0"/>
+          <w:sz w:val="22"/>
+        </w:rPr>
+        <w:t>在游戏中测试，就实现</w:t>
+      </w:r>
+      <w:proofErr w:type="gramStart"/>
+      <w:r>
+        <w:rPr>
+          <w:rFonts w:ascii="Tahoma" w:eastAsia="微软雅黑" w:hAnsi="Tahoma" w:hint="eastAsia"/>
+          <w:kern w:val="0"/>
+          <w:sz w:val="22"/>
+        </w:rPr>
+        <w:t>了</w:t>
+      </w:r>
+      <w:r>
+        <w:rPr>
+          <w:rFonts w:ascii="Tahoma" w:eastAsia="微软雅黑" w:hAnsi="Tahoma" w:hint="eastAsia"/>
+          <w:kern w:val="0"/>
+          <w:sz w:val="22"/>
+        </w:rPr>
+        <w:t>抽卡数量</w:t>
+      </w:r>
+      <w:proofErr w:type="gramEnd"/>
+      <w:r>
+        <w:rPr>
+          <w:rFonts w:ascii="Tahoma" w:eastAsia="微软雅黑" w:hAnsi="Tahoma" w:hint="eastAsia"/>
+          <w:kern w:val="0"/>
+          <w:sz w:val="22"/>
+        </w:rPr>
+        <w:t>增加的功能了。</w:t>
+      </w:r>
+    </w:p>
+    <w:p>
+      <w:pPr>
+        <w:widowControl/>
+        <w:snapToGrid w:val="0"/>
+        <w:jc w:val="center"/>
+        <w:rPr>
+          <w:rFonts w:ascii="Tahoma" w:eastAsia="微软雅黑" w:hAnsi="Tahoma"/>
+          <w:kern w:val="0"/>
+          <w:sz w:val="22"/>
+        </w:rPr>
+      </w:pPr>
+      <w:r>
+        <w:rPr>
+          <w:noProof/>
+        </w:rPr>
+        <w:drawing>
+          <wp:inline distT="0" distB="0" distL="0" distR="0" wp14:anchorId="196A17B0" wp14:editId="43D0F979">
+            <wp:extent cx="4762831" cy="1027570"/>
+            <wp:effectExtent l="0" t="0" r="0" b="1270"/>
+            <wp:docPr id="854379403" name="图片 3"/>
+            <wp:cNvGraphicFramePr>
+              <a:graphicFrameLocks xmlns:a="http://schemas.openxmlformats.org/drawingml/2006/main" noChangeAspect="1"/>
+            </wp:cNvGraphicFramePr>
+            <a:graphic xmlns:a="http://schemas.openxmlformats.org/drawingml/2006/main">
+              <a:graphicData uri="http://schemas.openxmlformats.org/drawingml/2006/picture">
+                <pic:pic xmlns:pic="http://schemas.openxmlformats.org/drawingml/2006/picture">
+                  <pic:nvPicPr>
+                    <pic:cNvPr id="0" name="Picture 8"/>
+                    <pic:cNvPicPr>
+                      <a:picLocks noChangeAspect="1" noChangeArrowheads="1"/>
+                    </pic:cNvPicPr>
+                  </pic:nvPicPr>
+                  <pic:blipFill>
+                    <a:blip r:embed="rId61">
+                      <a:extLst>
+                        <a:ext uri="{28A0092B-C50C-407E-A947-70E740481C1C}">
+                          <a14:useLocalDpi xmlns:a14="http://schemas.microsoft.com/office/drawing/2010/main" val="0"/>
+                        </a:ext>
+                      </a:extLst>
+                    </a:blip>
+                    <a:srcRect/>
+                    <a:stretch>
+                      <a:fillRect/>
+                    </a:stretch>
+                  </pic:blipFill>
+                  <pic:spPr bwMode="auto">
+                    <a:xfrm>
+                      <a:off x="0" y="0"/>
+                      <a:ext cx="4788642" cy="1033139"/>
+                    </a:xfrm>
+                    <a:prstGeom prst="rect">
+                      <a:avLst/>
+                    </a:prstGeom>
+                    <a:noFill/>
+                    <a:ln>
+                      <a:noFill/>
+                    </a:ln>
+                  </pic:spPr>
+                </pic:pic>
+              </a:graphicData>
+            </a:graphic>
+          </wp:inline>
+        </w:drawing>
+      </w:r>
+    </w:p>
+    <w:p>
+      <w:pPr>
+        <w:widowControl/>
+        <w:jc w:val="center"/>
+        <w:rPr>
+          <w:rFonts w:ascii="Tahoma" w:eastAsia="微软雅黑" w:hAnsi="Tahoma"/>
+          <w:kern w:val="0"/>
+          <w:sz w:val="22"/>
+        </w:rPr>
+      </w:pPr>
+      <w:r>
+        <w:rPr>
+          <w:noProof/>
+        </w:rPr>
+        <w:drawing>
+          <wp:inline distT="0" distB="0" distL="0" distR="0" wp14:anchorId="6FE60CBF" wp14:editId="132C6350">
+            <wp:extent cx="4796460" cy="1695450"/>
+            <wp:effectExtent l="0" t="0" r="4445" b="0"/>
+            <wp:docPr id="676265583" name="图片 4"/>
+            <wp:cNvGraphicFramePr>
+              <a:graphicFrameLocks xmlns:a="http://schemas.openxmlformats.org/drawingml/2006/main" noChangeAspect="1"/>
+            </wp:cNvGraphicFramePr>
+            <a:graphic xmlns:a="http://schemas.openxmlformats.org/drawingml/2006/main">
+              <a:graphicData uri="http://schemas.openxmlformats.org/drawingml/2006/picture">
+                <pic:pic xmlns:pic="http://schemas.openxmlformats.org/drawingml/2006/picture">
+                  <pic:nvPicPr>
+                    <pic:cNvPr id="0" name="Picture 10"/>
+                    <pic:cNvPicPr>
+                      <a:picLocks noChangeAspect="1" noChangeArrowheads="1"/>
+                    </pic:cNvPicPr>
+                  </pic:nvPicPr>
+                  <pic:blipFill>
+                    <a:blip r:embed="rId62">
+                      <a:extLst>
+                        <a:ext uri="{28A0092B-C50C-407E-A947-70E740481C1C}">
+                          <a14:useLocalDpi xmlns:a14="http://schemas.microsoft.com/office/drawing/2010/main" val="0"/>
+                        </a:ext>
+                      </a:extLst>
+                    </a:blip>
+                    <a:srcRect/>
+                    <a:stretch>
+                      <a:fillRect/>
+                    </a:stretch>
+                  </pic:blipFill>
+                  <pic:spPr bwMode="auto">
+                    <a:xfrm>
+                      <a:off x="0" y="0"/>
+                      <a:ext cx="4818141" cy="1703114"/>
+                    </a:xfrm>
+                    <a:prstGeom prst="rect">
+                      <a:avLst/>
+                    </a:prstGeom>
+                    <a:noFill/>
+                    <a:ln>
+                      <a:noFill/>
+                    </a:ln>
+                  </pic:spPr>
+                </pic:pic>
+              </a:graphicData>
+            </a:graphic>
+          </wp:inline>
+        </w:drawing>
+      </w:r>
+    </w:p>
+    <w:tbl>
+      <w:tblPr>
+        <w:tblStyle w:val="af"/>
+        <w:tblW w:w="0" w:type="auto"/>
+        <w:shd w:val="clear" w:color="auto" w:fill="FFF2CC" w:themeFill="accent4" w:themeFillTint="33"/>
+        <w:tblLook w:val="04A0" w:firstRow="1" w:lastRow="0" w:firstColumn="1" w:lastColumn="0" w:noHBand="0" w:noVBand="1"/>
+      </w:tblPr>
+      <w:tblGrid>
+        <w:gridCol w:w="8522"/>
+      </w:tblGrid>
+      <w:tr>
+        <w:tc>
+          <w:tcPr>
+            <w:tcW w:w="8522" w:type="dxa"/>
+            <w:shd w:val="clear" w:color="auto" w:fill="FFF2CC" w:themeFill="accent4" w:themeFillTint="33"/>
+          </w:tcPr>
+          <w:p>
+            <w:pPr>
+              <w:widowControl/>
+              <w:snapToGrid w:val="0"/>
+              <w:jc w:val="left"/>
+              <w:rPr>
+                <w:rFonts w:ascii="Tahoma" w:eastAsia="微软雅黑" w:hAnsi="Tahoma"/>
+                <w:kern w:val="0"/>
+                <w:sz w:val="22"/>
+              </w:rPr>
+            </w:pPr>
+            <w:r>
+              <w:rPr>
+                <w:rFonts w:ascii="Tahoma" w:eastAsia="微软雅黑" w:hAnsi="Tahoma" w:hint="eastAsia"/>
+                <w:kern w:val="0"/>
+                <w:sz w:val="22"/>
+              </w:rPr>
+              <w:t>这里只是一个简易</w:t>
+            </w:r>
+            <w:proofErr w:type="gramStart"/>
+            <w:r>
+              <w:rPr>
+                <w:rFonts w:ascii="Tahoma" w:eastAsia="微软雅黑" w:hAnsi="Tahoma" w:hint="eastAsia"/>
+                <w:kern w:val="0"/>
+                <w:sz w:val="22"/>
+              </w:rPr>
+              <w:t>的抽卡系统</w:t>
+            </w:r>
+            <w:proofErr w:type="gramEnd"/>
+            <w:r>
+              <w:rPr>
+                <w:rFonts w:ascii="Tahoma" w:eastAsia="微软雅黑" w:hAnsi="Tahoma" w:hint="eastAsia"/>
+                <w:kern w:val="0"/>
+                <w:sz w:val="22"/>
+              </w:rPr>
+              <w:t>，所有选项抽中</w:t>
+            </w:r>
+            <w:r>
+              <w:rPr>
+                <w:rFonts w:ascii="Tahoma" w:eastAsia="微软雅黑" w:hAnsi="Tahoma" w:hint="eastAsia"/>
+                <w:kern w:val="0"/>
+                <w:sz w:val="22"/>
+              </w:rPr>
+              <w:t>的</w:t>
+            </w:r>
+            <w:r>
+              <w:rPr>
+                <w:rFonts w:ascii="Tahoma" w:eastAsia="微软雅黑" w:hAnsi="Tahoma" w:hint="eastAsia"/>
+                <w:kern w:val="0"/>
+                <w:sz w:val="22"/>
+              </w:rPr>
+              <w:t>几率都是一样的。</w:t>
+            </w:r>
+          </w:p>
+          <w:p>
+            <w:pPr>
+              <w:widowControl/>
+              <w:snapToGrid w:val="0"/>
+              <w:jc w:val="left"/>
+              <w:rPr>
+                <w:rFonts w:ascii="Tahoma" w:eastAsia="微软雅黑" w:hAnsi="Tahoma"/>
+                <w:kern w:val="0"/>
+                <w:sz w:val="22"/>
+              </w:rPr>
+            </w:pPr>
+            <w:r>
+              <w:rPr>
+                <w:rFonts w:ascii="Tahoma" w:eastAsia="微软雅黑" w:hAnsi="Tahoma" w:hint="eastAsia"/>
+                <w:kern w:val="0"/>
+                <w:sz w:val="22"/>
+              </w:rPr>
+              <w:t>没有概率权重、没有保底、没有长期未出现时概率增加</w:t>
+            </w:r>
+            <w:r>
+              <w:rPr>
+                <w:rFonts w:ascii="Tahoma" w:eastAsia="微软雅黑" w:hAnsi="Tahoma" w:hint="eastAsia"/>
+                <w:kern w:val="0"/>
+                <w:sz w:val="22"/>
+              </w:rPr>
+              <w:t xml:space="preserve"> </w:t>
+            </w:r>
+            <w:r>
+              <w:rPr>
+                <w:rFonts w:ascii="Tahoma" w:eastAsia="微软雅黑" w:hAnsi="Tahoma" w:hint="eastAsia"/>
+                <w:kern w:val="0"/>
+                <w:sz w:val="22"/>
+              </w:rPr>
+              <w:t>等</w:t>
+            </w:r>
+            <w:r>
+              <w:rPr>
+                <w:rFonts w:ascii="Tahoma" w:eastAsia="微软雅黑" w:hAnsi="Tahoma" w:hint="eastAsia"/>
+                <w:kern w:val="0"/>
+                <w:sz w:val="22"/>
+              </w:rPr>
+              <w:t>的高级设定。</w:t>
+            </w:r>
+          </w:p>
+        </w:tc>
+      </w:tr>
+    </w:tbl>
+    <w:p>
+      <w:pPr>
+        <w:widowControl/>
+        <w:jc w:val="left"/>
+        <w:rPr>
+          <w:rFonts w:ascii="Tahoma" w:eastAsia="微软雅黑" w:hAnsi="Tahoma"/>
+          <w:kern w:val="0"/>
+          <w:sz w:val="22"/>
+        </w:rPr>
+      </w:pPr>
+    </w:p>
+    <w:p>
+      <w:pPr>
+        <w:widowControl/>
+        <w:jc w:val="left"/>
+        <w:rPr>
+          <w:rFonts w:ascii="Tahoma" w:eastAsia="微软雅黑" w:hAnsi="Tahoma"/>
+          <w:kern w:val="0"/>
+          <w:sz w:val="22"/>
+        </w:rPr>
+      </w:pPr>
+      <w:r>
+        <w:rPr>
+          <w:rFonts w:ascii="Tahoma" w:eastAsia="微软雅黑" w:hAnsi="Tahoma"/>
+          <w:kern w:val="0"/>
+          <w:sz w:val="22"/>
+        </w:rPr>
+        <w:br w:type="page"/>
+      </w:r>
+    </w:p>
+    <w:p>
+      <w:pPr>
+        <w:pStyle w:val="3"/>
+        <w:rPr>
+          <w:rFonts w:hint="eastAsia"/>
+        </w:rPr>
+      </w:pPr>
+      <w:r>
+        <w:rPr>
+          <w:rFonts w:hint="eastAsia"/>
+        </w:rPr>
+        <w:lastRenderedPageBreak/>
+        <w:t>升级时可选随机奖励（指向）</w:t>
+      </w:r>
+    </w:p>
+    <w:p>
+      <w:pPr>
+        <w:widowControl/>
+        <w:jc w:val="left"/>
+        <w:rPr>
+          <w:rFonts w:ascii="Tahoma" w:eastAsia="微软雅黑" w:hAnsi="Tahoma"/>
+          <w:kern w:val="0"/>
+          <w:sz w:val="22"/>
+        </w:rPr>
+      </w:pPr>
+      <w:r>
+        <w:rPr>
+          <w:rFonts w:ascii="Tahoma" w:eastAsia="微软雅黑" w:hAnsi="Tahoma" w:hint="eastAsia"/>
+          <w:kern w:val="0"/>
+          <w:sz w:val="22"/>
+        </w:rPr>
+        <w:t>结合下面插件，能制作</w:t>
+      </w:r>
+      <w:r>
+        <w:rPr>
+          <w:rFonts w:ascii="Tahoma" w:eastAsia="微软雅黑" w:hAnsi="Tahoma" w:hint="eastAsia"/>
+          <w:kern w:val="0"/>
+          <w:sz w:val="22"/>
+        </w:rPr>
+        <w:t xml:space="preserve"> </w:t>
+      </w:r>
+      <w:r>
+        <w:rPr>
+          <w:rFonts w:ascii="Tahoma" w:eastAsia="微软雅黑" w:hAnsi="Tahoma" w:hint="eastAsia"/>
+          <w:kern w:val="0"/>
+          <w:sz w:val="22"/>
+        </w:rPr>
+        <w:t>升级时可选随机奖励</w:t>
+      </w:r>
+      <w:r>
+        <w:rPr>
+          <w:rFonts w:ascii="Tahoma" w:eastAsia="微软雅黑" w:hAnsi="Tahoma" w:hint="eastAsia"/>
+          <w:kern w:val="0"/>
+          <w:sz w:val="22"/>
+        </w:rPr>
+        <w:t xml:space="preserve"> </w:t>
+      </w:r>
+      <w:r>
+        <w:rPr>
+          <w:rFonts w:ascii="Tahoma" w:eastAsia="微软雅黑" w:hAnsi="Tahoma" w:hint="eastAsia"/>
+          <w:kern w:val="0"/>
+          <w:sz w:val="22"/>
+        </w:rPr>
+        <w:t>的功能。</w:t>
+      </w:r>
+    </w:p>
+    <w:p>
+      <w:pPr>
+        <w:widowControl/>
+        <w:adjustRightInd w:val="0"/>
+        <w:snapToGrid w:val="0"/>
+        <w:jc w:val="left"/>
+        <w:rPr>
+          <w:rFonts w:ascii="Tahoma" w:eastAsia="微软雅黑" w:hAnsi="Tahoma"/>
+          <w:kern w:val="0"/>
+          <w:sz w:val="22"/>
+        </w:rPr>
+      </w:pPr>
+      <w:r>
+        <w:rPr>
+          <w:rFonts w:ascii="Tahoma" w:eastAsia="微软雅黑" w:hAnsi="Tahoma"/>
+          <w:kern w:val="0"/>
+          <w:sz w:val="22"/>
+        </w:rPr>
+        <w:tab/>
+      </w:r>
+      <w:r>
+        <w:rPr>
+          <w:rFonts w:ascii="Tahoma" w:eastAsia="微软雅黑" w:hAnsi="Tahoma" w:hint="eastAsia"/>
+          <w:kern w:val="0"/>
+          <w:sz w:val="22"/>
+        </w:rPr>
+        <w:t>◆</w:t>
+      </w:r>
+      <w:r>
+        <w:rPr>
+          <w:rFonts w:ascii="Tahoma" w:eastAsia="微软雅黑" w:hAnsi="Tahoma" w:hint="eastAsia"/>
+          <w:kern w:val="0"/>
+          <w:sz w:val="22"/>
+        </w:rPr>
+        <w:t>Drill_DialogChoiceBox</w:t>
+      </w:r>
+      <w:r>
+        <w:rPr>
+          <w:rFonts w:ascii="Tahoma" w:eastAsia="微软雅黑" w:hAnsi="Tahoma"/>
+          <w:kern w:val="0"/>
+          <w:sz w:val="22"/>
+        </w:rPr>
+        <w:tab/>
+      </w:r>
+      <w:r>
+        <w:rPr>
+          <w:rFonts w:ascii="Tahoma" w:eastAsia="微软雅黑" w:hAnsi="Tahoma"/>
+          <w:kern w:val="0"/>
+          <w:sz w:val="22"/>
+        </w:rPr>
+        <w:tab/>
+      </w:r>
+      <w:r>
+        <w:rPr>
+          <w:rFonts w:ascii="Tahoma" w:eastAsia="微软雅黑" w:hAnsi="Tahoma"/>
+          <w:kern w:val="0"/>
+          <w:sz w:val="22"/>
+        </w:rPr>
+        <w:tab/>
+      </w:r>
+      <w:r>
+        <w:rPr>
+          <w:rFonts w:ascii="Tahoma" w:eastAsia="微软雅黑" w:hAnsi="Tahoma"/>
+          <w:kern w:val="0"/>
+          <w:sz w:val="22"/>
+        </w:rPr>
+        <w:tab/>
+      </w:r>
+      <w:r>
+        <w:rPr>
+          <w:rFonts w:ascii="Tahoma" w:eastAsia="微软雅黑" w:hAnsi="Tahoma" w:hint="eastAsia"/>
+          <w:kern w:val="0"/>
+          <w:sz w:val="22"/>
+        </w:rPr>
+        <w:t>对话框</w:t>
+      </w:r>
+      <w:r>
+        <w:rPr>
+          <w:rFonts w:ascii="Tahoma" w:eastAsia="微软雅黑" w:hAnsi="Tahoma"/>
+          <w:kern w:val="0"/>
+          <w:sz w:val="22"/>
+        </w:rPr>
+        <w:t xml:space="preserve"> - </w:t>
+      </w:r>
+      <w:r>
+        <w:rPr>
+          <w:rFonts w:ascii="Tahoma" w:eastAsia="微软雅黑" w:hAnsi="Tahoma" w:hint="eastAsia"/>
+          <w:kern w:val="0"/>
+          <w:sz w:val="22"/>
+        </w:rPr>
+        <w:t>选择项窗口</w:t>
+      </w:r>
+    </w:p>
+    <w:p>
+      <w:pPr>
+        <w:widowControl/>
+        <w:adjustRightInd w:val="0"/>
+        <w:snapToGrid w:val="0"/>
+        <w:jc w:val="left"/>
+        <w:rPr>
+          <w:rFonts w:ascii="Tahoma" w:eastAsia="微软雅黑" w:hAnsi="Tahoma" w:hint="eastAsia"/>
+          <w:kern w:val="0"/>
+          <w:sz w:val="22"/>
+        </w:rPr>
+      </w:pPr>
+      <w:r>
+        <w:rPr>
+          <w:rFonts w:ascii="Tahoma" w:eastAsia="微软雅黑" w:hAnsi="Tahoma"/>
+          <w:kern w:val="0"/>
+          <w:sz w:val="22"/>
+        </w:rPr>
+        <w:tab/>
+      </w:r>
+      <w:r>
+        <w:rPr>
+          <w:rFonts w:ascii="Tahoma" w:eastAsia="微软雅黑" w:hAnsi="Tahoma" w:hint="eastAsia"/>
+          <w:kern w:val="0"/>
+          <w:sz w:val="22"/>
+        </w:rPr>
+        <w:t>◆</w:t>
+      </w:r>
+      <w:r>
+        <w:rPr>
+          <w:rFonts w:ascii="Tahoma" w:eastAsia="微软雅黑" w:hAnsi="Tahoma" w:hint="eastAsia"/>
+          <w:kern w:val="0"/>
+          <w:sz w:val="22"/>
+        </w:rPr>
+        <w:t>Drill_AssetsOfActorAttributes</w:t>
+      </w:r>
+      <w:r>
+        <w:rPr>
+          <w:rFonts w:ascii="Tahoma" w:eastAsia="微软雅黑" w:hAnsi="Tahoma"/>
+          <w:kern w:val="0"/>
+          <w:sz w:val="22"/>
+        </w:rPr>
+        <w:tab/>
+      </w:r>
+      <w:r>
+        <w:rPr>
+          <w:rFonts w:ascii="Tahoma" w:eastAsia="微软雅黑" w:hAnsi="Tahoma"/>
+          <w:kern w:val="0"/>
+          <w:sz w:val="22"/>
+        </w:rPr>
+        <w:tab/>
+      </w:r>
+      <w:r>
+        <w:rPr>
+          <w:rFonts w:ascii="Tahoma" w:eastAsia="微软雅黑" w:hAnsi="Tahoma"/>
+          <w:kern w:val="0"/>
+          <w:sz w:val="22"/>
+        </w:rPr>
+        <w:tab/>
+      </w:r>
+      <w:r>
+        <w:rPr>
+          <w:rFonts w:ascii="Tahoma" w:eastAsia="微软雅黑" w:hAnsi="Tahoma" w:hint="eastAsia"/>
+          <w:kern w:val="0"/>
+          <w:sz w:val="22"/>
+        </w:rPr>
+        <w:t>管理器</w:t>
+      </w:r>
+      <w:r>
+        <w:rPr>
+          <w:rFonts w:ascii="Tahoma" w:eastAsia="微软雅黑" w:hAnsi="Tahoma"/>
+          <w:kern w:val="0"/>
+          <w:sz w:val="22"/>
+        </w:rPr>
+        <w:t xml:space="preserve"> </w:t>
+      </w:r>
+      <w:r>
+        <w:rPr>
+          <w:rFonts w:ascii="Tahoma" w:eastAsia="微软雅黑" w:hAnsi="Tahoma" w:hint="eastAsia"/>
+          <w:kern w:val="0"/>
+          <w:sz w:val="22"/>
+        </w:rPr>
+        <w:t>-</w:t>
+      </w:r>
+      <w:r>
+        <w:rPr>
+          <w:rFonts w:ascii="Tahoma" w:eastAsia="微软雅黑" w:hAnsi="Tahoma"/>
+          <w:kern w:val="0"/>
+          <w:sz w:val="22"/>
+        </w:rPr>
+        <w:t xml:space="preserve"> </w:t>
+      </w:r>
+      <w:r>
+        <w:rPr>
+          <w:rFonts w:ascii="Tahoma" w:eastAsia="微软雅黑" w:hAnsi="Tahoma" w:hint="eastAsia"/>
+          <w:kern w:val="0"/>
+          <w:sz w:val="22"/>
+        </w:rPr>
+        <w:t>素材库之角色属性</w:t>
+      </w:r>
+    </w:p>
+    <w:p>
+      <w:pPr>
+        <w:widowControl/>
+        <w:adjustRightInd w:val="0"/>
+        <w:snapToGrid w:val="0"/>
+        <w:jc w:val="left"/>
+        <w:rPr>
+          <w:rFonts w:ascii="Tahoma" w:eastAsia="微软雅黑" w:hAnsi="Tahoma"/>
+          <w:kern w:val="0"/>
+          <w:sz w:val="22"/>
+        </w:rPr>
+      </w:pPr>
+      <w:r>
+        <w:rPr>
+          <w:rFonts w:ascii="Tahoma" w:eastAsia="微软雅黑" w:hAnsi="Tahoma"/>
+          <w:kern w:val="0"/>
+          <w:sz w:val="22"/>
+        </w:rPr>
+        <w:tab/>
+      </w:r>
+      <w:r>
+        <w:rPr>
+          <w:rFonts w:ascii="Tahoma" w:eastAsia="微软雅黑" w:hAnsi="Tahoma" w:hint="eastAsia"/>
+          <w:kern w:val="0"/>
+          <w:sz w:val="22"/>
+        </w:rPr>
+        <w:t>◆</w:t>
+      </w:r>
+      <w:r>
+        <w:rPr>
+          <w:rFonts w:ascii="Tahoma" w:eastAsia="微软雅黑" w:hAnsi="Tahoma" w:hint="eastAsia"/>
+          <w:kern w:val="0"/>
+          <w:sz w:val="22"/>
+        </w:rPr>
+        <w:t>Drill_DialogTextBigImage</w:t>
+      </w:r>
+      <w:r>
+        <w:rPr>
+          <w:rFonts w:ascii="Tahoma" w:eastAsia="微软雅黑" w:hAnsi="Tahoma"/>
+          <w:kern w:val="0"/>
+          <w:sz w:val="22"/>
+        </w:rPr>
+        <w:tab/>
+      </w:r>
+      <w:r>
+        <w:rPr>
+          <w:rFonts w:ascii="Tahoma" w:eastAsia="微软雅黑" w:hAnsi="Tahoma"/>
+          <w:kern w:val="0"/>
+          <w:sz w:val="22"/>
+        </w:rPr>
+        <w:tab/>
+      </w:r>
+      <w:r>
+        <w:rPr>
+          <w:rFonts w:ascii="Tahoma" w:eastAsia="微软雅黑" w:hAnsi="Tahoma"/>
+          <w:kern w:val="0"/>
+          <w:sz w:val="22"/>
+        </w:rPr>
+        <w:tab/>
+      </w:r>
+      <w:r>
+        <w:rPr>
+          <w:rFonts w:ascii="Tahoma" w:eastAsia="微软雅黑" w:hAnsi="Tahoma" w:hint="eastAsia"/>
+          <w:kern w:val="0"/>
+          <w:sz w:val="22"/>
+        </w:rPr>
+        <w:t>窗口字符</w:t>
+      </w:r>
+      <w:r>
+        <w:rPr>
+          <w:rFonts w:ascii="Tahoma" w:eastAsia="微软雅黑" w:hAnsi="Tahoma"/>
+          <w:kern w:val="0"/>
+          <w:sz w:val="22"/>
+        </w:rPr>
+        <w:t xml:space="preserve"> </w:t>
+      </w:r>
+      <w:r>
+        <w:rPr>
+          <w:rFonts w:ascii="Tahoma" w:eastAsia="微软雅黑" w:hAnsi="Tahoma" w:hint="eastAsia"/>
+          <w:kern w:val="0"/>
+          <w:sz w:val="22"/>
+        </w:rPr>
+        <w:t>-</w:t>
+      </w:r>
+      <w:r>
+        <w:rPr>
+          <w:rFonts w:ascii="Tahoma" w:eastAsia="微软雅黑" w:hAnsi="Tahoma"/>
+          <w:kern w:val="0"/>
+          <w:sz w:val="22"/>
+        </w:rPr>
+        <w:t xml:space="preserve"> </w:t>
+      </w:r>
+      <w:r>
+        <w:rPr>
+          <w:rFonts w:ascii="Tahoma" w:eastAsia="微软雅黑" w:hAnsi="Tahoma" w:hint="eastAsia"/>
+          <w:kern w:val="0"/>
+          <w:sz w:val="22"/>
+        </w:rPr>
+        <w:t>大图片字符</w:t>
+      </w:r>
+    </w:p>
+    <w:p>
+      <w:pPr>
+        <w:widowControl/>
+        <w:adjustRightInd w:val="0"/>
+        <w:snapToGrid w:val="0"/>
+        <w:jc w:val="left"/>
+        <w:rPr>
+          <w:rFonts w:ascii="Tahoma" w:eastAsia="微软雅黑" w:hAnsi="Tahoma" w:hint="eastAsia"/>
+          <w:kern w:val="0"/>
+          <w:sz w:val="22"/>
+        </w:rPr>
+      </w:pPr>
+      <w:r>
+        <w:rPr>
+          <w:rFonts w:ascii="Tahoma" w:eastAsia="微软雅黑" w:hAnsi="Tahoma"/>
+          <w:kern w:val="0"/>
+          <w:sz w:val="22"/>
+        </w:rPr>
+        <w:tab/>
+      </w:r>
+      <w:r>
+        <w:rPr>
+          <w:rFonts w:ascii="Tahoma" w:eastAsia="微软雅黑" w:hAnsi="Tahoma" w:hint="eastAsia"/>
+          <w:kern w:val="0"/>
+          <w:sz w:val="22"/>
+        </w:rPr>
+        <w:t>◆</w:t>
+      </w:r>
+      <w:r>
+        <w:rPr>
+          <w:rFonts w:ascii="Tahoma" w:eastAsia="微软雅黑" w:hAnsi="Tahoma" w:hint="eastAsia"/>
+          <w:kern w:val="0"/>
+          <w:sz w:val="22"/>
+        </w:rPr>
+        <w:t>Drill_DialogTextAlign</w:t>
+      </w:r>
+      <w:r>
+        <w:rPr>
+          <w:rFonts w:ascii="Tahoma" w:eastAsia="微软雅黑" w:hAnsi="Tahoma"/>
+          <w:kern w:val="0"/>
+          <w:sz w:val="22"/>
+        </w:rPr>
+        <w:tab/>
+      </w:r>
+      <w:r>
+        <w:rPr>
+          <w:rFonts w:ascii="Tahoma" w:eastAsia="微软雅黑" w:hAnsi="Tahoma"/>
+          <w:kern w:val="0"/>
+          <w:sz w:val="22"/>
+        </w:rPr>
+        <w:tab/>
+      </w:r>
+      <w:r>
+        <w:rPr>
+          <w:rFonts w:ascii="Tahoma" w:eastAsia="微软雅黑" w:hAnsi="Tahoma"/>
+          <w:kern w:val="0"/>
+          <w:sz w:val="22"/>
+        </w:rPr>
+        <w:tab/>
+      </w:r>
+      <w:r>
+        <w:rPr>
+          <w:rFonts w:ascii="Tahoma" w:eastAsia="微软雅黑" w:hAnsi="Tahoma"/>
+          <w:kern w:val="0"/>
+          <w:sz w:val="22"/>
+        </w:rPr>
+        <w:tab/>
+      </w:r>
+      <w:r>
+        <w:rPr>
+          <w:rFonts w:ascii="Tahoma" w:eastAsia="微软雅黑" w:hAnsi="Tahoma" w:hint="eastAsia"/>
+          <w:kern w:val="0"/>
+          <w:sz w:val="22"/>
+        </w:rPr>
+        <w:t>窗口字符</w:t>
+      </w:r>
+      <w:r>
+        <w:rPr>
+          <w:rFonts w:ascii="Tahoma" w:eastAsia="微软雅黑" w:hAnsi="Tahoma"/>
+          <w:kern w:val="0"/>
+          <w:sz w:val="22"/>
+        </w:rPr>
+        <w:t xml:space="preserve"> </w:t>
+      </w:r>
+      <w:r>
+        <w:rPr>
+          <w:rFonts w:ascii="Tahoma" w:eastAsia="微软雅黑" w:hAnsi="Tahoma" w:hint="eastAsia"/>
+          <w:kern w:val="0"/>
+          <w:sz w:val="22"/>
+        </w:rPr>
+        <w:t>-</w:t>
+      </w:r>
+      <w:r>
+        <w:rPr>
+          <w:rFonts w:ascii="Tahoma" w:eastAsia="微软雅黑" w:hAnsi="Tahoma"/>
+          <w:kern w:val="0"/>
+          <w:sz w:val="22"/>
+        </w:rPr>
+        <w:t xml:space="preserve"> </w:t>
+      </w:r>
+      <w:r>
+        <w:rPr>
+          <w:rFonts w:ascii="Tahoma" w:eastAsia="微软雅黑" w:hAnsi="Tahoma" w:hint="eastAsia"/>
+          <w:kern w:val="0"/>
+          <w:sz w:val="22"/>
+        </w:rPr>
+        <w:t>文本居中</w:t>
+      </w:r>
+    </w:p>
+    <w:p>
+      <w:pPr>
+        <w:widowControl/>
+        <w:jc w:val="left"/>
+        <w:rPr>
+          <w:rFonts w:ascii="Tahoma" w:eastAsia="微软雅黑" w:hAnsi="Tahoma" w:hint="eastAsia"/>
+          <w:kern w:val="0"/>
+          <w:sz w:val="22"/>
+        </w:rPr>
+      </w:pPr>
+      <w:r>
+        <w:rPr>
+          <w:rFonts w:ascii="Tahoma" w:eastAsia="微软雅黑" w:hAnsi="Tahoma" w:hint="eastAsia"/>
+          <w:kern w:val="0"/>
+          <w:sz w:val="22"/>
+        </w:rPr>
+        <w:t>具体可以去看看文档：“</w:t>
+      </w:r>
+      <w:r>
+        <w:rPr>
+          <w:rFonts w:ascii="Tahoma" w:eastAsia="微软雅黑" w:hAnsi="Tahoma" w:hint="eastAsia"/>
+          <w:color w:val="0070C0"/>
+          <w:kern w:val="0"/>
+          <w:sz w:val="22"/>
+        </w:rPr>
+        <w:t>31.</w:t>
+      </w:r>
+      <w:r>
+        <w:rPr>
+          <w:rFonts w:ascii="Tahoma" w:eastAsia="微软雅黑" w:hAnsi="Tahoma" w:hint="eastAsia"/>
+          <w:color w:val="0070C0"/>
+          <w:kern w:val="0"/>
+          <w:sz w:val="22"/>
+        </w:rPr>
+        <w:t>公共事件</w:t>
+      </w:r>
+      <w:r>
+        <w:rPr>
+          <w:rFonts w:ascii="Tahoma" w:eastAsia="微软雅黑" w:hAnsi="Tahoma" w:hint="eastAsia"/>
+          <w:color w:val="0070C0"/>
+          <w:kern w:val="0"/>
+          <w:sz w:val="22"/>
+        </w:rPr>
+        <w:t xml:space="preserve"> &gt; </w:t>
+      </w:r>
+      <w:r>
+        <w:rPr>
+          <w:rFonts w:ascii="Tahoma" w:eastAsia="微软雅黑" w:hAnsi="Tahoma" w:hint="eastAsia"/>
+          <w:color w:val="0070C0"/>
+          <w:kern w:val="0"/>
+          <w:sz w:val="22"/>
+        </w:rPr>
+        <w:t>小功能设计</w:t>
+      </w:r>
+      <w:r>
+        <w:rPr>
+          <w:rFonts w:ascii="Tahoma" w:eastAsia="微软雅黑" w:hAnsi="Tahoma" w:hint="eastAsia"/>
+          <w:color w:val="0070C0"/>
+          <w:kern w:val="0"/>
+          <w:sz w:val="22"/>
+        </w:rPr>
+        <w:t>-</w:t>
+      </w:r>
+      <w:r>
+        <w:rPr>
+          <w:rFonts w:ascii="Tahoma" w:eastAsia="微软雅黑" w:hAnsi="Tahoma" w:hint="eastAsia"/>
+          <w:color w:val="0070C0"/>
+          <w:kern w:val="0"/>
+          <w:sz w:val="22"/>
+        </w:rPr>
+        <w:t>升级时可选随机奖励</w:t>
+      </w:r>
+      <w:r>
+        <w:rPr>
+          <w:rFonts w:ascii="Tahoma" w:eastAsia="微软雅黑" w:hAnsi="Tahoma" w:hint="eastAsia"/>
+          <w:color w:val="0070C0"/>
+          <w:kern w:val="0"/>
+          <w:sz w:val="22"/>
+        </w:rPr>
+        <w:t>.docx</w:t>
+      </w:r>
+      <w:r>
+        <w:rPr>
+          <w:rFonts w:ascii="Tahoma" w:eastAsia="微软雅黑" w:hAnsi="Tahoma" w:hint="eastAsia"/>
+          <w:kern w:val="0"/>
+          <w:sz w:val="22"/>
+        </w:rPr>
+        <w:t>”。</w:t>
+      </w:r>
+    </w:p>
+    <w:p>
+      <w:pPr>
+        <w:widowControl/>
+        <w:jc w:val="center"/>
+        <w:rPr>
+          <w:rFonts w:ascii="Tahoma" w:eastAsia="微软雅黑" w:hAnsi="Tahoma"/>
+          <w:kern w:val="0"/>
+          <w:sz w:val="22"/>
+        </w:rPr>
+      </w:pPr>
+      <w:r>
+        <w:rPr>
+          <w:noProof/>
+        </w:rPr>
+        <w:drawing>
+          <wp:inline distT="0" distB="0" distL="0" distR="0" wp14:anchorId="2CE71A97" wp14:editId="0382832E">
+            <wp:extent cx="4908550" cy="2081376"/>
+            <wp:effectExtent l="0" t="0" r="6350" b="0"/>
+            <wp:docPr id="539043623" name="图片 1"/>
+            <wp:cNvGraphicFramePr>
+              <a:graphicFrameLocks xmlns:a="http://schemas.openxmlformats.org/drawingml/2006/main" noChangeAspect="1"/>
+            </wp:cNvGraphicFramePr>
+            <a:graphic xmlns:a="http://schemas.openxmlformats.org/drawingml/2006/main">
+              <a:graphicData uri="http://schemas.openxmlformats.org/drawingml/2006/picture">
+                <pic:pic xmlns:pic="http://schemas.openxmlformats.org/drawingml/2006/picture">
+                  <pic:nvPicPr>
+                    <pic:cNvPr id="0" name="Picture 4"/>
+                    <pic:cNvPicPr>
+                      <a:picLocks noChangeAspect="1" noChangeArrowheads="1"/>
+                    </pic:cNvPicPr>
+                  </pic:nvPicPr>
+                  <pic:blipFill>
+                    <a:blip r:embed="rId63">
+                      <a:extLst>
+                        <a:ext uri="{28A0092B-C50C-407E-A947-70E740481C1C}">
+                          <a14:useLocalDpi xmlns:a14="http://schemas.microsoft.com/office/drawing/2010/main" val="0"/>
+                        </a:ext>
+                      </a:extLst>
+                    </a:blip>
+                    <a:srcRect/>
+                    <a:stretch>
+                      <a:fillRect/>
+                    </a:stretch>
+                  </pic:blipFill>
+                  <pic:spPr bwMode="auto">
+                    <a:xfrm>
+                      <a:off x="0" y="0"/>
+                      <a:ext cx="4912784" cy="2083171"/>
                     </a:xfrm>
                     <a:prstGeom prst="rect">
                       <a:avLst/>
